--- a/Digital PLS MVP网站使用说明.docx
+++ b/Digital PLS MVP网站使用说明.docx
@@ -5,8 +5,6 @@
     <w:p>
       <w:pPr>
         <w:pStyle w:val="Title"/>
-        <w:jc w:val="center"/>
-        <w:widowControl/>
       </w:pPr>
       <w:r>
         <w:t>Digital PLS MVP网站使用说明</w:t>
@@ -14,274 +12,670 @@
     </w:p>
     <w:p>
       <w:pPr>
+        <w:pStyle w:val="GuideSubtitle"/>
+      </w:pPr>
+      <w:r>
+        <w:t>供PLS客户与强生眼力健内部员工参考</w:t>
+      </w:r>
+    </w:p>
+    <w:p/>
+    <w:p>
+      <w:pPr>
         <w:jc w:val="center"/>
-        <w:widowControl/>
       </w:pPr>
       <w:r>
         <w:rPr>
           <w:b/>
-          <w:sz w:val="28"/>
+          <w:color w:val="195B89"/>
+          <w:sz w:val="22"/>
         </w:rPr>
-        <w:t>面向PLS合作医院与强生眼力健内部团队</w:t>
+        <w:t>用途  项目沟通  医院诊断  团队培训  流程共创  试点复盘</w:t>
+      </w:r>
+    </w:p>
+    <w:p/>
+    <w:p>
+      <w:pPr>
+        <w:ind w:left="936" w:right="936"/>
+        <w:jc w:val="center"/>
+      </w:pPr>
+      <w:r>
+        <w:t>本说明介绍Digital PLS MVP的定位、主要功能、适用角色、医院实施步骤和使用边界，帮助使用者将网站作为PLS试点医院共同诊断、共同建设和持续复盘的工作工具。</w:t>
+      </w:r>
+    </w:p>
+    <w:p>
+      <w:r>
+        <w:br w:type="page"/>
       </w:r>
     </w:p>
     <w:p>
       <w:pPr>
-        <w:jc w:val="center"/>
-        <w:widowControl/>
+        <w:pStyle w:val="Heading1"/>
       </w:pPr>
       <w:r>
+        <w:t>一  网站是什么</w:t>
+      </w:r>
+    </w:p>
+    <w:p>
+      <w:r>
+        <w:t>Digital PLS MVP是面向PLS试点医院和强生眼力健项目团队设计的数字化演示平台。它以一位患者的完整就诊旅程为主线，把患者筛选、IDEAL需求评估、医学检查、医生决策、方案沟通、手术执行、术后随访、团队能力建设和医院运营复盘连接起来。</w:t>
+      </w:r>
+    </w:p>
+    <w:p>
+      <w:r>
         <w:rPr>
-          <w:color w:val="526577"/>
-          <w:sz w:val="22"/>
+          <w:b/>
         </w:rPr>
-        <w:t>上海Happy卓越眼科医院演示场景</w:t>
+        <w:t>核心定位：</w:t>
+      </w:r>
+      <w:r>
+        <w:t>帮助医院把PLS从一个由少数人推动的项目，逐步建设成一套以患者为中心、由MDT团队协同、依靠标准流程和持续改进运行的医院能力体系。</w:t>
+      </w:r>
+    </w:p>
+    <w:p>
+      <w:r>
+        <w:t>Digital PLS不是单纯的产品展示网站，也不是医院HIS、电子病历、库存系统或临床决策系统。当前版本是MVP演示版，主要用于项目沟通、医院诊断、团队培训、流程共创和试点复盘。</w:t>
       </w:r>
     </w:p>
     <w:p>
       <w:pPr>
-        <w:widowControl/>
+        <w:pStyle w:val="Heading1"/>
       </w:pPr>
+      <w:r>
+        <w:t>二  网站的主要目的</w:t>
+      </w:r>
     </w:p>
     <w:p>
       <w:pPr>
-        <w:spacing w:before="600" w:after="320"/>
-        <w:jc w:val="center"/>
-        <w:widowControl/>
+        <w:pStyle w:val="Heading2"/>
       </w:pPr>
       <w:r>
-        <w:rPr>
-          <w:sz w:val="24"/>
-        </w:rPr>
-        <w:t>本说明帮助医院管理层、MDT团队和项目支持人员理解Digital PLS的目的、主要模块、岗位使用方法和应用边界，并可作为项目启动、培训及试运行的共同参考。</w:t>
+        <w:t>帮助医院理解PLS的完整内涵</w:t>
+      </w:r>
+    </w:p>
+    <w:p>
+      <w:r>
+        <w:t>PLS不只是高端人工晶状体的选择，而是一套围绕屈光性白内障手术和老视矫正型晶状体手术建立的高质量视觉医疗能力体系。它连接患者筛查、需求分析、医学评估、方案匹配、精准手术、患者教育、术后随访和质量改进。</w:t>
+      </w:r>
+    </w:p>
+    <w:p>
+      <w:pPr>
+        <w:pStyle w:val="Heading2"/>
+      </w:pPr>
+      <w:r>
+        <w:t>让患者旅程中的岗位协作更加清楚</w:t>
+      </w:r>
+    </w:p>
+    <w:p>
+      <w:r>
+        <w:t>网站明确展示前台、接待护士、咨询师、验光师、特殊检查技师、医生、手术护士、随访人员和医院管理者在不同阶段的职责，说明谁负责、完成什么、依据什么交接、下一位接手者是谁，以及哪些问题必须升级。</w:t>
+      </w:r>
+    </w:p>
+    <w:p>
+      <w:pPr>
+        <w:pStyle w:val="Heading2"/>
+      </w:pPr>
+      <w:r>
+        <w:t>帮助医院发现能力差距</w:t>
+      </w:r>
+    </w:p>
+    <w:p>
+      <w:r>
+        <w:t>医院可以从PLS六大支柱、MDT岗位能力、患者旅程、SOP、患者教育、术后管理和经营数据等方面进行快速评估。评估的目的不是简单打分，而是把问题转化为有负责人、有期限、有复评证据的90天行动。</w:t>
+      </w:r>
+    </w:p>
+    <w:p>
+      <w:pPr>
+        <w:pStyle w:val="Heading2"/>
+      </w:pPr>
+      <w:r>
+        <w:t>支持医院持续质量改进</w:t>
+      </w:r>
+    </w:p>
+    <w:p>
+      <w:r>
+        <w:t>院长和项目负责人可通过CEO驾驶舱、转化漏斗、团队学习进度及行动计划了解运行状态。网站关注的不只是病例数量，还包括患者安全、医学质量、知情选择、患者体验、团队协作和可持续发展。</w:t>
+      </w:r>
+    </w:p>
+    <w:p>
+      <w:pPr>
+        <w:pStyle w:val="Heading1"/>
+      </w:pPr>
+      <w:r>
+        <w:t>三  谁可以使用</w:t>
       </w:r>
     </w:p>
     <w:tbl>
       <w:tblPr>
+        <w:tblStyle w:val="TableGrid"/>
         <w:tblW w:type="auto" w:w="0"/>
-        <w:tblLayout w:type="fixed"/>
+        <w:jc w:val="center"/>
         <w:tblLook w:firstColumn="1" w:firstRow="1" w:lastColumn="0" w:lastRow="0" w:noHBand="0" w:noVBand="1" w:val="04A0"/>
       </w:tblPr>
       <w:tblGrid>
-        <w:gridCol w:w="2232"/>
-        <w:gridCol w:w="7200"/>
+        <w:gridCol w:w="4939"/>
+        <w:gridCol w:w="4939"/>
       </w:tblGrid>
       <w:tr>
+        <w:trPr>
+          <w:tblHeader w:val="true"/>
+          <w:cantSplit/>
+        </w:trPr>
         <w:tc>
           <w:tcPr>
-            <w:tcW w:type="dxa" w:w="4939"/>
+            <w:tcW w:type="dxa" w:w="2520"/>
+            <w:shd w:fill="173F63"/>
+            <w:tcMar>
+              <w:top w:w="110" w:type="dxa"/>
+              <w:start w:w="120" w:type="dxa"/>
+              <w:bottom w:w="110" w:type="dxa"/>
+              <w:end w:w="120" w:type="dxa"/>
+            </w:tcMar>
             <w:vAlign w:val="center"/>
-            <w:tcBorders>
-              <w:top w:val="single" w:sz="6" w:color="D9D9D9"/>
-              <w:left w:val="single" w:sz="6" w:color="D9D9D9"/>
-              <w:bottom w:val="single" w:sz="6" w:color="D9D9D9"/>
-              <w:right w:val="single" w:sz="6" w:color="D9D9D9"/>
-              <w:insideH w:val="single" w:sz="6" w:color="D9D9D9"/>
-              <w:insideV w:val="single" w:sz="6" w:color="D9D9D9"/>
-            </w:tcBorders>
-            <w:shd w:fill="DDEBF7"/>
           </w:tcPr>
           <w:p>
             <w:pPr>
-              <w:spacing w:after="0"/>
+              <w:jc w:val="center"/>
             </w:pPr>
             <w:r>
               <w:rPr>
                 <w:b/>
-                <w:sz w:val="21"/>
+                <w:color w:val="FFFFFF"/>
+                <w:sz w:val="19"/>
               </w:rPr>
-              <w:t>文件用途</w:t>
+              <w:t>使用者</w:t>
             </w:r>
           </w:p>
         </w:tc>
         <w:tc>
           <w:tcPr>
-            <w:tcW w:type="dxa" w:w="4939"/>
+            <w:tcW w:type="dxa" w:w="7200"/>
+            <w:shd w:fill="173F63"/>
+            <w:tcMar>
+              <w:top w:w="110" w:type="dxa"/>
+              <w:start w:w="120" w:type="dxa"/>
+              <w:bottom w:w="110" w:type="dxa"/>
+              <w:end w:w="120" w:type="dxa"/>
+            </w:tcMar>
             <w:vAlign w:val="center"/>
-            <w:tcBorders>
-              <w:top w:val="single" w:sz="6" w:color="D9D9D9"/>
-              <w:left w:val="single" w:sz="6" w:color="D9D9D9"/>
-              <w:bottom w:val="single" w:sz="6" w:color="D9D9D9"/>
-              <w:right w:val="single" w:sz="6" w:color="D9D9D9"/>
-              <w:insideH w:val="single" w:sz="6" w:color="D9D9D9"/>
-              <w:insideV w:val="single" w:sz="6" w:color="D9D9D9"/>
-            </w:tcBorders>
           </w:tcPr>
           <w:p>
             <w:pPr>
-              <w:spacing w:after="0"/>
+              <w:jc w:val="center"/>
             </w:pPr>
             <w:r>
               <w:rPr>
-                <w:b w:val="0"/>
-                <w:sz w:val="21"/>
+                <w:b/>
+                <w:color w:val="FFFFFF"/>
+                <w:sz w:val="19"/>
               </w:rPr>
-              <w:t>项目介绍、用户培训、试运行指引</w:t>
+              <w:t>主要用途</w:t>
             </w:r>
           </w:p>
         </w:tc>
       </w:tr>
       <w:tr>
+        <w:trPr>
+          <w:cantSplit/>
+        </w:trPr>
         <w:tc>
           <w:tcPr>
-            <w:tcW w:type="dxa" w:w="4939"/>
+            <w:tcW w:type="dxa" w:w="2520"/>
+            <w:tcMar>
+              <w:top w:w="110" w:type="dxa"/>
+              <w:start w:w="120" w:type="dxa"/>
+              <w:bottom w:w="110" w:type="dxa"/>
+              <w:end w:w="120" w:type="dxa"/>
+            </w:tcMar>
             <w:vAlign w:val="center"/>
-            <w:tcBorders>
-              <w:top w:val="single" w:sz="6" w:color="D9D9D9"/>
-              <w:left w:val="single" w:sz="6" w:color="D9D9D9"/>
-              <w:bottom w:val="single" w:sz="6" w:color="D9D9D9"/>
-              <w:right w:val="single" w:sz="6" w:color="D9D9D9"/>
-              <w:insideH w:val="single" w:sz="6" w:color="D9D9D9"/>
-              <w:insideV w:val="single" w:sz="6" w:color="D9D9D9"/>
-            </w:tcBorders>
-            <w:shd w:fill="DDEBF7"/>
           </w:tcPr>
           <w:p>
             <w:pPr>
-              <w:spacing w:after="0"/>
+              <w:spacing w:after="0" w:line="288" w:lineRule="auto"/>
             </w:pPr>
             <w:r>
               <w:rPr>
-                <w:b/>
-                <w:sz w:val="21"/>
+                <w:sz w:val="18"/>
               </w:rPr>
-              <w:t>主要读者</w:t>
+              <w:t>医院院长和CEO</w:t>
             </w:r>
           </w:p>
         </w:tc>
         <w:tc>
           <w:tcPr>
-            <w:tcW w:type="dxa" w:w="4939"/>
+            <w:tcW w:type="dxa" w:w="7200"/>
+            <w:tcMar>
+              <w:top w:w="110" w:type="dxa"/>
+              <w:start w:w="120" w:type="dxa"/>
+              <w:bottom w:w="110" w:type="dxa"/>
+              <w:end w:w="120" w:type="dxa"/>
+            </w:tcMar>
             <w:vAlign w:val="center"/>
-            <w:tcBorders>
-              <w:top w:val="single" w:sz="6" w:color="D9D9D9"/>
-              <w:left w:val="single" w:sz="6" w:color="D9D9D9"/>
-              <w:bottom w:val="single" w:sz="6" w:color="D9D9D9"/>
-              <w:right w:val="single" w:sz="6" w:color="D9D9D9"/>
-              <w:insideH w:val="single" w:sz="6" w:color="D9D9D9"/>
-              <w:insideV w:val="single" w:sz="6" w:color="D9D9D9"/>
-            </w:tcBorders>
           </w:tcPr>
           <w:p>
             <w:pPr>
-              <w:spacing w:after="0"/>
+              <w:spacing w:after="0" w:line="288" w:lineRule="auto"/>
             </w:pPr>
             <w:r>
               <w:rPr>
-                <w:b w:val="0"/>
-                <w:sz w:val="21"/>
+                <w:sz w:val="18"/>
               </w:rPr>
-              <w:t>医院领导层、临床与服务团队、HR培训经理、PLS BDM及相关内部员工</w:t>
+              <w:t>了解PLS战略价值、医院能力、患者转化、团队能力、90天行动和经营情景。</w:t>
             </w:r>
           </w:p>
         </w:tc>
       </w:tr>
       <w:tr>
+        <w:trPr>
+          <w:cantSplit/>
+        </w:trPr>
         <w:tc>
           <w:tcPr>
-            <w:tcW w:type="dxa" w:w="4939"/>
+            <w:tcW w:type="dxa" w:w="2520"/>
+            <w:tcMar>
+              <w:top w:w="110" w:type="dxa"/>
+              <w:start w:w="120" w:type="dxa"/>
+              <w:bottom w:w="110" w:type="dxa"/>
+              <w:end w:w="120" w:type="dxa"/>
+            </w:tcMar>
             <w:vAlign w:val="center"/>
-            <w:tcBorders>
-              <w:top w:val="single" w:sz="6" w:color="D9D9D9"/>
-              <w:left w:val="single" w:sz="6" w:color="D9D9D9"/>
-              <w:bottom w:val="single" w:sz="6" w:color="D9D9D9"/>
-              <w:right w:val="single" w:sz="6" w:color="D9D9D9"/>
-              <w:insideH w:val="single" w:sz="6" w:color="D9D9D9"/>
-              <w:insideV w:val="single" w:sz="6" w:color="D9D9D9"/>
-            </w:tcBorders>
-            <w:shd w:fill="DDEBF7"/>
+            <w:shd w:fill="F2F6F9"/>
           </w:tcPr>
           <w:p>
             <w:pPr>
-              <w:spacing w:after="0"/>
+              <w:spacing w:after="0" w:line="288" w:lineRule="auto"/>
             </w:pPr>
             <w:r>
               <w:rPr>
-                <w:b/>
-                <w:sz w:val="21"/>
+                <w:sz w:val="18"/>
               </w:rPr>
-              <w:t>系统性质</w:t>
+              <w:t>PLS项目负责人</w:t>
             </w:r>
           </w:p>
         </w:tc>
         <w:tc>
           <w:tcPr>
-            <w:tcW w:type="dxa" w:w="4939"/>
+            <w:tcW w:type="dxa" w:w="7200"/>
+            <w:tcMar>
+              <w:top w:w="110" w:type="dxa"/>
+              <w:start w:w="120" w:type="dxa"/>
+              <w:bottom w:w="110" w:type="dxa"/>
+              <w:end w:w="120" w:type="dxa"/>
+            </w:tcMar>
             <w:vAlign w:val="center"/>
-            <w:tcBorders>
-              <w:top w:val="single" w:sz="6" w:color="D9D9D9"/>
-              <w:left w:val="single" w:sz="6" w:color="D9D9D9"/>
-              <w:bottom w:val="single" w:sz="6" w:color="D9D9D9"/>
-              <w:right w:val="single" w:sz="6" w:color="D9D9D9"/>
-              <w:insideH w:val="single" w:sz="6" w:color="D9D9D9"/>
-              <w:insideV w:val="single" w:sz="6" w:color="D9D9D9"/>
-            </w:tcBorders>
+            <w:shd w:fill="F2F6F9"/>
           </w:tcPr>
           <w:p>
             <w:pPr>
-              <w:spacing w:after="0"/>
+              <w:spacing w:after="0" w:line="288" w:lineRule="auto"/>
             </w:pPr>
             <w:r>
               <w:rPr>
-                <w:b w:val="0"/>
-                <w:sz w:val="21"/>
+                <w:sz w:val="18"/>
               </w:rPr>
-              <w:t>静态MVP演示系统，不连接真实医院信息系统</w:t>
+              <w:t>组织项目启动、任务分工、进度追踪、问题复盘和跨部门协作。</w:t>
             </w:r>
           </w:p>
         </w:tc>
       </w:tr>
       <w:tr>
+        <w:trPr>
+          <w:cantSplit/>
+        </w:trPr>
         <w:tc>
           <w:tcPr>
-            <w:tcW w:type="dxa" w:w="4939"/>
+            <w:tcW w:type="dxa" w:w="2520"/>
+            <w:tcMar>
+              <w:top w:w="110" w:type="dxa"/>
+              <w:start w:w="120" w:type="dxa"/>
+              <w:bottom w:w="110" w:type="dxa"/>
+              <w:end w:w="120" w:type="dxa"/>
+            </w:tcMar>
             <w:vAlign w:val="center"/>
-            <w:tcBorders>
-              <w:top w:val="single" w:sz="6" w:color="D9D9D9"/>
-              <w:left w:val="single" w:sz="6" w:color="D9D9D9"/>
-              <w:bottom w:val="single" w:sz="6" w:color="D9D9D9"/>
-              <w:right w:val="single" w:sz="6" w:color="D9D9D9"/>
-              <w:insideH w:val="single" w:sz="6" w:color="D9D9D9"/>
-              <w:insideV w:val="single" w:sz="6" w:color="D9D9D9"/>
-            </w:tcBorders>
-            <w:shd w:fill="DDEBF7"/>
           </w:tcPr>
           <w:p>
             <w:pPr>
-              <w:spacing w:after="0"/>
+              <w:spacing w:after="0" w:line="288" w:lineRule="auto"/>
             </w:pPr>
             <w:r>
               <w:rPr>
-                <w:b/>
-                <w:sz w:val="21"/>
+                <w:sz w:val="18"/>
               </w:rPr>
-              <w:t>版本日期</w:t>
+              <w:t>眼科医生和手术医生</w:t>
             </w:r>
           </w:p>
         </w:tc>
         <w:tc>
           <w:tcPr>
-            <w:tcW w:type="dxa" w:w="4939"/>
+            <w:tcW w:type="dxa" w:w="7200"/>
+            <w:tcMar>
+              <w:top w:w="110" w:type="dxa"/>
+              <w:start w:w="120" w:type="dxa"/>
+              <w:bottom w:w="110" w:type="dxa"/>
+              <w:end w:w="120" w:type="dxa"/>
+            </w:tcMar>
             <w:vAlign w:val="center"/>
-            <w:tcBorders>
-              <w:top w:val="single" w:sz="6" w:color="D9D9D9"/>
-              <w:left w:val="single" w:sz="6" w:color="D9D9D9"/>
-              <w:bottom w:val="single" w:sz="6" w:color="D9D9D9"/>
-              <w:right w:val="single" w:sz="6" w:color="D9D9D9"/>
-              <w:insideH w:val="single" w:sz="6" w:color="D9D9D9"/>
-              <w:insideV w:val="single" w:sz="6" w:color="D9D9D9"/>
-            </w:tcBorders>
           </w:tcPr>
           <w:p>
             <w:pPr>
-              <w:spacing w:after="0"/>
+              <w:spacing w:after="0" w:line="288" w:lineRule="auto"/>
             </w:pPr>
             <w:r>
               <w:rPr>
-                <w:b w:val="0"/>
-                <w:sz w:val="21"/>
+                <w:sz w:val="18"/>
               </w:rPr>
-              <w:t>2026年9月</w:t>
+              <w:t>查看患者视觉需求、检查完成情况、需复核问题和术前摘要，支持医学判断与共同决策。</w:t>
+            </w:r>
+          </w:p>
+        </w:tc>
+      </w:tr>
+      <w:tr>
+        <w:trPr>
+          <w:cantSplit/>
+        </w:trPr>
+        <w:tc>
+          <w:tcPr>
+            <w:tcW w:type="dxa" w:w="2520"/>
+            <w:tcMar>
+              <w:top w:w="110" w:type="dxa"/>
+              <w:start w:w="120" w:type="dxa"/>
+              <w:bottom w:w="110" w:type="dxa"/>
+              <w:end w:w="120" w:type="dxa"/>
+            </w:tcMar>
+            <w:vAlign w:val="center"/>
+            <w:shd w:fill="F2F6F9"/>
+          </w:tcPr>
+          <w:p>
+            <w:pPr>
+              <w:spacing w:after="0" w:line="288" w:lineRule="auto"/>
+            </w:pPr>
+            <w:r>
+              <w:rPr>
+                <w:sz w:val="18"/>
+              </w:rPr>
+              <w:t>咨询师</w:t>
+            </w:r>
+          </w:p>
+        </w:tc>
+        <w:tc>
+          <w:tcPr>
+            <w:tcW w:type="dxa" w:w="7200"/>
+            <w:tcMar>
+              <w:top w:w="110" w:type="dxa"/>
+              <w:start w:w="120" w:type="dxa"/>
+              <w:bottom w:w="110" w:type="dxa"/>
+              <w:end w:w="120" w:type="dxa"/>
+            </w:tcMar>
+            <w:vAlign w:val="center"/>
+            <w:shd w:fill="F2F6F9"/>
+          </w:tcPr>
+          <w:p>
+            <w:pPr>
+              <w:spacing w:after="0" w:line="288" w:lineRule="auto"/>
+            </w:pPr>
+            <w:r>
+              <w:rPr>
+                <w:sz w:val="18"/>
+              </w:rPr>
+              <w:t>完成IDEAL需求访谈、患者教育、方案沟通、术后随访和投诉回应。</w:t>
+            </w:r>
+          </w:p>
+        </w:tc>
+      </w:tr>
+      <w:tr>
+        <w:trPr>
+          <w:cantSplit/>
+        </w:trPr>
+        <w:tc>
+          <w:tcPr>
+            <w:tcW w:type="dxa" w:w="2520"/>
+            <w:tcMar>
+              <w:top w:w="110" w:type="dxa"/>
+              <w:start w:w="120" w:type="dxa"/>
+              <w:bottom w:w="110" w:type="dxa"/>
+              <w:end w:w="120" w:type="dxa"/>
+            </w:tcMar>
+            <w:vAlign w:val="center"/>
+          </w:tcPr>
+          <w:p>
+            <w:pPr>
+              <w:spacing w:after="0" w:line="288" w:lineRule="auto"/>
+            </w:pPr>
+            <w:r>
+              <w:rPr>
+                <w:sz w:val="18"/>
+              </w:rPr>
+              <w:t>验光师和特殊检查技师</w:t>
+            </w:r>
+          </w:p>
+        </w:tc>
+        <w:tc>
+          <w:tcPr>
+            <w:tcW w:type="dxa" w:w="7200"/>
+            <w:tcMar>
+              <w:top w:w="110" w:type="dxa"/>
+              <w:start w:w="120" w:type="dxa"/>
+              <w:bottom w:w="110" w:type="dxa"/>
+              <w:end w:w="120" w:type="dxa"/>
+            </w:tcMar>
+            <w:vAlign w:val="center"/>
+          </w:tcPr>
+          <w:p>
+            <w:pPr>
+              <w:spacing w:after="0" w:line="288" w:lineRule="auto"/>
+            </w:pPr>
+            <w:r>
+              <w:rPr>
+                <w:sz w:val="18"/>
+              </w:rPr>
+              <w:t>确认检查完整性、记录关键信息、识别异常并将完整资料交接给医生。</w:t>
+            </w:r>
+          </w:p>
+        </w:tc>
+      </w:tr>
+      <w:tr>
+        <w:trPr>
+          <w:cantSplit/>
+        </w:trPr>
+        <w:tc>
+          <w:tcPr>
+            <w:tcW w:type="dxa" w:w="2520"/>
+            <w:tcMar>
+              <w:top w:w="110" w:type="dxa"/>
+              <w:start w:w="120" w:type="dxa"/>
+              <w:bottom w:w="110" w:type="dxa"/>
+              <w:end w:w="120" w:type="dxa"/>
+            </w:tcMar>
+            <w:vAlign w:val="center"/>
+            <w:shd w:fill="F2F6F9"/>
+          </w:tcPr>
+          <w:p>
+            <w:pPr>
+              <w:spacing w:after="0" w:line="288" w:lineRule="auto"/>
+            </w:pPr>
+            <w:r>
+              <w:rPr>
+                <w:sz w:val="18"/>
+              </w:rPr>
+              <w:t>接待护士和前台人员</w:t>
+            </w:r>
+          </w:p>
+        </w:tc>
+        <w:tc>
+          <w:tcPr>
+            <w:tcW w:type="dxa" w:w="7200"/>
+            <w:tcMar>
+              <w:top w:w="110" w:type="dxa"/>
+              <w:start w:w="120" w:type="dxa"/>
+              <w:bottom w:w="110" w:type="dxa"/>
+              <w:end w:w="120" w:type="dxa"/>
+            </w:tcMar>
+            <w:vAlign w:val="center"/>
+            <w:shd w:fill="F2F6F9"/>
+          </w:tcPr>
+          <w:p>
+            <w:pPr>
+              <w:spacing w:after="0" w:line="288" w:lineRule="auto"/>
+            </w:pPr>
+            <w:r>
+              <w:rPr>
+                <w:sz w:val="18"/>
+              </w:rPr>
+              <w:t>完成登记、来源记录、初步信息采集和就诊路径衔接。</w:t>
+            </w:r>
+          </w:p>
+        </w:tc>
+      </w:tr>
+      <w:tr>
+        <w:trPr>
+          <w:cantSplit/>
+        </w:trPr>
+        <w:tc>
+          <w:tcPr>
+            <w:tcW w:type="dxa" w:w="2520"/>
+            <w:tcMar>
+              <w:top w:w="110" w:type="dxa"/>
+              <w:start w:w="120" w:type="dxa"/>
+              <w:bottom w:w="110" w:type="dxa"/>
+              <w:end w:w="120" w:type="dxa"/>
+            </w:tcMar>
+            <w:vAlign w:val="center"/>
+          </w:tcPr>
+          <w:p>
+            <w:pPr>
+              <w:spacing w:after="0" w:line="288" w:lineRule="auto"/>
+            </w:pPr>
+            <w:r>
+              <w:rPr>
+                <w:sz w:val="18"/>
+              </w:rPr>
+              <w:t>手术护士和术后随访人员</w:t>
+            </w:r>
+          </w:p>
+        </w:tc>
+        <w:tc>
+          <w:tcPr>
+            <w:tcW w:type="dxa" w:w="7200"/>
+            <w:tcMar>
+              <w:top w:w="110" w:type="dxa"/>
+              <w:start w:w="120" w:type="dxa"/>
+              <w:bottom w:w="110" w:type="dxa"/>
+              <w:end w:w="120" w:type="dxa"/>
+            </w:tcMar>
+            <w:vAlign w:val="center"/>
+          </w:tcPr>
+          <w:p>
+            <w:pPr>
+              <w:spacing w:after="0" w:line="288" w:lineRule="auto"/>
+            </w:pPr>
+            <w:r>
+              <w:rPr>
+                <w:sz w:val="18"/>
+              </w:rPr>
+              <w:t>执行术前核查、手术信息记录、术后任务安排、异常升级和长期随访。</w:t>
+            </w:r>
+          </w:p>
+        </w:tc>
+      </w:tr>
+      <w:tr>
+        <w:trPr>
+          <w:cantSplit/>
+        </w:trPr>
+        <w:tc>
+          <w:tcPr>
+            <w:tcW w:type="dxa" w:w="2520"/>
+            <w:tcMar>
+              <w:top w:w="110" w:type="dxa"/>
+              <w:start w:w="120" w:type="dxa"/>
+              <w:bottom w:w="110" w:type="dxa"/>
+              <w:end w:w="120" w:type="dxa"/>
+            </w:tcMar>
+            <w:vAlign w:val="center"/>
+            <w:shd w:fill="F2F6F9"/>
+          </w:tcPr>
+          <w:p>
+            <w:pPr>
+              <w:spacing w:after="0" w:line="288" w:lineRule="auto"/>
+            </w:pPr>
+            <w:r>
+              <w:rPr>
+                <w:sz w:val="18"/>
+              </w:rPr>
+              <w:t>HR/培训经理</w:t>
+            </w:r>
+          </w:p>
+        </w:tc>
+        <w:tc>
+          <w:tcPr>
+            <w:tcW w:type="dxa" w:w="7200"/>
+            <w:tcMar>
+              <w:top w:w="110" w:type="dxa"/>
+              <w:start w:w="120" w:type="dxa"/>
+              <w:bottom w:w="110" w:type="dxa"/>
+              <w:end w:w="120" w:type="dxa"/>
+            </w:tcMar>
+            <w:vAlign w:val="center"/>
+            <w:shd w:fill="F2F6F9"/>
+          </w:tcPr>
+          <w:p>
+            <w:pPr>
+              <w:spacing w:after="0" w:line="288" w:lineRule="auto"/>
+            </w:pPr>
+            <w:r>
+              <w:rPr>
+                <w:sz w:val="18"/>
+              </w:rPr>
+              <w:t>组织岗位学习、自我评分、在线短测和能力提升计划。</w:t>
+            </w:r>
+          </w:p>
+        </w:tc>
+      </w:tr>
+      <w:tr>
+        <w:trPr>
+          <w:cantSplit/>
+        </w:trPr>
+        <w:tc>
+          <w:tcPr>
+            <w:tcW w:type="dxa" w:w="2520"/>
+            <w:tcMar>
+              <w:top w:w="110" w:type="dxa"/>
+              <w:start w:w="120" w:type="dxa"/>
+              <w:bottom w:w="110" w:type="dxa"/>
+              <w:end w:w="120" w:type="dxa"/>
+            </w:tcMar>
+            <w:vAlign w:val="center"/>
+          </w:tcPr>
+          <w:p>
+            <w:pPr>
+              <w:spacing w:after="0" w:line="288" w:lineRule="auto"/>
+            </w:pPr>
+            <w:r>
+              <w:rPr>
+                <w:sz w:val="18"/>
+              </w:rPr>
+              <w:t>强生眼力健销售人员和PLS BDM</w:t>
+            </w:r>
+          </w:p>
+        </w:tc>
+        <w:tc>
+          <w:tcPr>
+            <w:tcW w:type="dxa" w:w="7200"/>
+            <w:tcMar>
+              <w:top w:w="110" w:type="dxa"/>
+              <w:start w:w="120" w:type="dxa"/>
+              <w:bottom w:w="110" w:type="dxa"/>
+              <w:end w:w="120" w:type="dxa"/>
+            </w:tcMar>
+            <w:vAlign w:val="center"/>
+          </w:tcPr>
+          <w:p>
+            <w:pPr>
+              <w:spacing w:after="0" w:line="288" w:lineRule="auto"/>
+            </w:pPr>
+            <w:r>
+              <w:rPr>
+                <w:sz w:val="18"/>
+              </w:rPr>
+              <w:t>支持试点医院遴选、现状诊断、首次研讨会、90天试运行和阶段复盘。</w:t>
             </w:r>
           </w:p>
         </w:tc>
@@ -289,893 +683,840 @@
     </w:tbl>
     <w:p>
       <w:pPr>
-        <w:widowControl/>
+        <w:spacing w:after="20"/>
       </w:pPr>
     </w:p>
     <w:p>
       <w:pPr>
-        <w:jc w:val="center"/>
-        <w:widowControl/>
+        <w:pStyle w:val="Heading1"/>
       </w:pPr>
       <w:r>
-        <w:rPr>
-          <w:b/>
-          <w:sz w:val="21"/>
-        </w:rPr>
-        <w:t>使用前请先阅读第八部分的使用边界。</w:t>
-      </w:r>
-    </w:p>
-    <w:p>
-      <w:pPr>
-        <w:widowControl/>
-      </w:pPr>
-      <w:r>
-        <w:br w:type="page"/>
-      </w:r>
-    </w:p>
-    <w:p>
-      <w:pPr>
-        <w:pStyle w:val="Heading1"/>
-        <w:widowControl/>
-      </w:pPr>
-      <w:r>
-        <w:t>一 这是什么网站</w:t>
-      </w:r>
-    </w:p>
-    <w:p>
-      <w:pPr>
-        <w:widowControl/>
-      </w:pPr>
-      <w:r>
-        <w:t>Digital PLS MVP是一套用于展示PLS医院能力建设的数字化工作台原型。它以同一位患者的全流程旅程为主线，把前台接待、咨询、检查、医生诊断、方案沟通、手术、术后随访和医院管理连接起来，同时承载IDEAL患者路径、PLS六大支柱、MDT岗位能力、项目工具和管理数据。</w:t>
-      </w:r>
-    </w:p>
-    <w:p>
-      <w:pPr>
-        <w:widowControl/>
-      </w:pPr>
-      <w:r>
-        <w:t>MVP的重点不是展示某一款人工晶状体，也不是把PLS理解为库存管理或高端产品销售。它希望回答一个更实际的问题：医院如何围绕患者的真实视觉需求，让临床判断、团队交接、患者教育、质量管理和持续改进形成一套可运行、可复盘的体系。</w:t>
-      </w:r>
-    </w:p>
-    <w:p>
-      <w:pPr>
-        <w:pStyle w:val="Heading1"/>
-        <w:widowControl/>
-      </w:pPr>
-      <w:r>
-        <w:t>二 建设这个MVP的主要目的</w:t>
+        <w:t>四  网站的主要功能</w:t>
       </w:r>
     </w:p>
     <w:p>
       <w:pPr>
         <w:pStyle w:val="Heading2"/>
-        <w:widowControl/>
-      </w:pPr>
-      <w:r>
-        <w:t>1 让PLS从概念变成可以看见的工作流程</w:t>
-      </w:r>
-    </w:p>
-    <w:p>
-      <w:pPr>
-        <w:widowControl/>
-      </w:pPr>
-      <w:r>
-        <w:t>通过一位患者从首次接触到长期随访的九个节点，展示每个岗位在什么时间进入、需要完成什么工作、依据什么信息交接，以及下一位责任人是谁。</w:t>
-      </w:r>
-    </w:p>
-    <w:p>
-      <w:pPr>
-        <w:pStyle w:val="Heading2"/>
-        <w:widowControl/>
-      </w:pPr>
-      <w:r>
-        <w:t>2 帮助医院建立统一的PLS服务标准</w:t>
-      </w:r>
-    </w:p>
-    <w:p>
-      <w:pPr>
-        <w:widowControl/>
-      </w:pPr>
-      <w:r>
-        <w:t>网站把IDEAL患者路径与六大支柱连接起来。前台患者旅程帮助团队完成个体患者的识别、需求发现、教育、共识和视觉计划；后台能力建设帮助医院完善临床质量、MDT协作、SOP、患者教育、透明价值沟通以及口碑与患者触达。</w:t>
-      </w:r>
-    </w:p>
-    <w:p>
-      <w:pPr>
-        <w:pStyle w:val="Heading2"/>
-        <w:widowControl/>
-      </w:pPr>
-      <w:r>
-        <w:t>3 为医院管理层提供项目驾驶舱</w:t>
-      </w:r>
-    </w:p>
-    <w:p>
-      <w:pPr>
-        <w:widowControl/>
-      </w:pPr>
-      <w:r>
-        <w:t>院长或CEO可以从患者进展、转化漏斗、团队培训、六大支柱和90天行动计划等角度观察项目运行。数据用于发现流程断点和能力差距，而不是用自费比例或某类IOL使用量替代医疗质量评价。</w:t>
-      </w:r>
-    </w:p>
-    <w:p>
-      <w:pPr>
-        <w:pStyle w:val="Heading2"/>
-        <w:widowControl/>
-      </w:pPr>
-      <w:r>
-        <w:t>4 让不同岗位在同一套信息上协作</w:t>
-      </w:r>
-    </w:p>
-    <w:p>
-      <w:pPr>
-        <w:widowControl/>
-      </w:pPr>
-      <w:r>
-        <w:t>前台、咨询师、验光师、特殊检查技师、医生、手术护士、随访护士、市场人员、HR或培训经理、PLS BDM及管理层可以从自己的工作视角进入系统。不同岗位看到的是同一位患者、同一条路径和同一套责任边界。</w:t>
-      </w:r>
-    </w:p>
-    <w:p>
-      <w:pPr>
-        <w:pStyle w:val="Heading2"/>
-        <w:widowControl/>
-      </w:pPr>
-      <w:r>
-        <w:t>5 为正式数字化建设验证需求</w:t>
-      </w:r>
-    </w:p>
-    <w:p>
-      <w:pPr>
-        <w:widowControl/>
-      </w:pPr>
-      <w:r>
-        <w:t>MVP用于验证哪些流程最值得数字化、哪些数据需要连接、哪些工作应由系统提醒，以及哪些临床决策必须保留医生确认。医院可先用MVP共创和试运行，再决定是否与HIS、CRM、检查设备、库存或培训平台进一步集成。</w:t>
-      </w:r>
-    </w:p>
-    <w:p>
-      <w:pPr>
-        <w:pStyle w:val="Heading1"/>
-        <w:widowControl/>
-      </w:pPr>
-      <w:r>
-        <w:t>三 网站可以做什么</w:t>
-      </w:r>
-    </w:p>
-    <w:p>
-      <w:pPr>
-        <w:pStyle w:val="Heading2"/>
-        <w:widowControl/>
       </w:pPr>
       <w:r>
         <w:t>PLS患者旅程</w:t>
       </w:r>
     </w:p>
     <w:p>
-      <w:pPr>
-        <w:widowControl/>
-      </w:pPr>
       <w:r>
-        <w:t>以九个节点显示患者进展：引流与预约、到院分流、IDEAL评估、全面检查、医生诊断、方案确定、手术执行、术后随访和持续改进。每个节点均标明责任岗位、交接依据和下一步行动。</w:t>
+        <w:t>展示引流预约、到院登记、IDEAL评估、全面检查、医生诊断与方案、共同决策、手术执行、术后随访和长期关爱九个阶段。医院可围绕同一位患者查看岗位任务和交接关系。</w:t>
       </w:r>
     </w:p>
     <w:p>
       <w:pPr>
         <w:pStyle w:val="Heading2"/>
-        <w:widowControl/>
       </w:pPr>
       <w:r>
-        <w:t>路径分流闸门</w:t>
+        <w:t>患者路径确认闸门</w:t>
       </w:r>
     </w:p>
     <w:p>
-      <w:pPr>
-        <w:widowControl/>
-      </w:pPr>
       <w:r>
-        <w:t>建议在完成基础医学筛查和简版IDEAL需求访谈后、进入PLS专项检查前进行路径确认。系统提示患者进入标准诊疗路径、PLS深度评估或医生优先复核。系统只提供流程提示，不自动判断医保资格、手术适应证或具体方案。</w:t>
+        <w:t>在完成基础医学与安全判断，并初步了解患者视觉需求后，再确认进入标准诊疗、PLS深度评估或医生优先复核。不能仅根据收入、职业或支付能力分流，也不能在医学信息不足时过早判断。</w:t>
       </w:r>
     </w:p>
     <w:p>
       <w:pPr>
         <w:pStyle w:val="Heading2"/>
-        <w:widowControl/>
       </w:pPr>
       <w:r>
         <w:t>临床协作工作台</w:t>
       </w:r>
     </w:p>
     <w:p>
-      <w:pPr>
-        <w:widowControl/>
-      </w:pPr>
       <w:r>
-        <w:t>记录患者最重要的视觉场景、戴镜偏好和主要顾虑；查看检查完成情况、需要医生复核的问题和结构化术前摘要。页面中的方案内容为规则化演示，最终诊断、手术适应证、IOL型号和度数必须由医生确认。</w:t>
+        <w:t>集中显示生活方式和视觉需求、IDEAL五步、检查完成情况、需复核问题和术前摘要预览。信息用于提高协作效率，不替代医生诊断，也不自动推荐人工晶状体。</w:t>
       </w:r>
     </w:p>
     <w:p>
       <w:pPr>
         <w:pStyle w:val="Heading2"/>
-        <w:widowControl/>
       </w:pPr>
       <w:r>
         <w:t>患者教育</w:t>
       </w:r>
     </w:p>
     <w:p>
-      <w:pPr>
-        <w:widowControl/>
-      </w:pPr>
       <w:r>
-        <w:t>向患者和家属演示白内障、老花及单焦点、双焦点、EDOF、FVR和Toric IOL相关视觉概念，介绍Phaco与FLACS的基本流程，并提供光晕、眩光和视觉效果投诉的规范回应路径。视觉画面属于教学示意，不能预测个人术后效果。</w:t>
+        <w:t>帮助患者和家属理解白内障、老视、单焦点、双焦点、EDOF、FVR、Toric，以及Phaco和FLACS的基本过程；同时提供光晕眩光辅导和视觉效果投诉回应流程。视觉模拟仅为教学示意。</w:t>
       </w:r>
     </w:p>
     <w:p>
       <w:pPr>
         <w:pStyle w:val="Heading2"/>
-        <w:widowControl/>
       </w:pPr>
       <w:r>
         <w:t>医院PLS能力建设</w:t>
       </w:r>
     </w:p>
     <w:p>
-      <w:pPr>
-        <w:widowControl/>
-      </w:pPr>
       <w:r>
-        <w:t>医院可以对六大支柱进行快速评估，并查看咨询师、验光师、特殊检查技师、手术医生、接待护士、手术护士和术后随访护士等岗位的知识与技能要求。岗位人员可完成自我评分和在线短测，80分为MVP演示及格线。</w:t>
+        <w:t>包括六大支柱快速评估和七类MDT岗位能力标准。各岗位可以自评并参加在线短测，演示版以80分作为学习达标线，但不构成正式上岗资格或医院认证。</w:t>
       </w:r>
     </w:p>
     <w:p>
       <w:pPr>
         <w:pStyle w:val="Heading2"/>
-        <w:widowControl/>
       </w:pPr>
       <w:r>
         <w:t>PLS三级能力认证</w:t>
       </w:r>
     </w:p>
     <w:p>
-      <w:pPr>
-        <w:widowControl/>
-      </w:pPr>
       <w:r>
-        <w:t>页面展示PLS基础实践认证、PLS卓越实践认证和PLS卓越示范中心三个成长层级，以及八大评估模块、核查方式、年度复评和认证红线。MVP中的自评或考试结果不能自动授予医院认证。</w:t>
+        <w:t>展示PLS基础实践认证、PLS卓越实践认证和PLS卓越示范中心的成长路径。正式认证仍需依据标准、运行证据、现场核查和年度复评。</w:t>
       </w:r>
     </w:p>
     <w:p>
       <w:pPr>
         <w:pStyle w:val="Heading2"/>
-        <w:widowControl/>
       </w:pPr>
       <w:r>
-        <w:t>CEO驾驶舱和患者转化漏斗</w:t>
+        <w:t>CEO驾驶舱</w:t>
       </w:r>
     </w:p>
     <w:p>
-      <w:pPr>
-        <w:widowControl/>
-      </w:pPr>
       <w:r>
-        <w:t>管理层可以查看患者进展、质量提示、团队能力、90天任务和同批患者的旅程漏斗。这里的转化是患者旅程推进情况，不等同于销售转化，也不能用于推动不符合适应证的患者进入自费路径。</w:t>
+        <w:t>集中呈现患者与质量、六大支柱、MDT学习与考核、90天行动、本月转化漏斗和未来12个月经营情景，帮助院长识别项目堵点。</w:t>
       </w:r>
     </w:p>
     <w:p>
       <w:pPr>
         <w:pStyle w:val="Heading2"/>
-        <w:widowControl/>
+      </w:pPr>
+      <w:r>
+        <w:t>经营情景测算</w:t>
+      </w:r>
+    </w:p>
+    <w:p>
+      <w:r>
+        <w:t>比较审慎、基准和进取三种情景。测算前先判断医院属于重点建设型、培育型或暂缓型。结果用于能力和资源讨论，不是收入承诺、利润预测或销售任务。</w:t>
+      </w:r>
+    </w:p>
+    <w:p>
+      <w:pPr>
+        <w:pStyle w:val="Heading2"/>
+      </w:pPr>
+      <w:r>
+        <w:t>PLS项目决策Q&amp;A</w:t>
+      </w:r>
+    </w:p>
+    <w:p>
+      <w:r>
+        <w:t>收录20个医院常见问题，可按岗位、类别和关键词查询。关键问题会根据场景出现在CEO驾驶舱、临床工作台、患者教育和患者旅程中。</w:t>
+      </w:r>
+    </w:p>
+    <w:p>
+      <w:pPr>
+        <w:pStyle w:val="Heading2"/>
       </w:pPr>
       <w:r>
         <w:t>知识与工具</w:t>
       </w:r>
     </w:p>
     <w:p>
-      <w:pPr>
-        <w:widowControl/>
-      </w:pPr>
       <w:r>
-        <w:t>网站内置19个PLS项目决策Q&amp;A，可按岗位、主题和关键词检索。关键问题已经嵌入分流、临床、患者教育、投诉和CEO驾驶舱。工具库还可站内打开医院遴选、六大支柱评估、90天行动、视觉需求问卷、心理预期复核、术后随访等现有工具网页。</w:t>
+        <w:t>网站内嵌PLS工具箱中的多项网页工具，供医生和项目团队查阅或使用。工具目前是独立网页，尚未与患者档案或医院系统连接。</w:t>
       </w:r>
     </w:p>
     <w:p>
       <w:pPr>
         <w:pStyle w:val="Heading2"/>
-        <w:widowControl/>
       </w:pPr>
       <w:r>
         <w:t>IOL与设备耗材库存</w:t>
       </w:r>
     </w:p>
     <w:p>
-      <w:pPr>
-        <w:widowControl/>
-      </w:pPr>
       <w:r>
-        <w:t>首页仅显示库存速览，二级页面可查询演示IOL型号、度数以及Catalys和VERITAS相关耗材余量。库存功能用于说明未来系统联动场景，不会预留或扣减库存，也不构成IOL推荐。</w:t>
+        <w:t>主页仅显示库存速览，二级页面演示不同IOL型号和度数以及Catalys、VERITAS耗材查询。该功能不连接真实库存，不执行预留或扣减，IOL规格必须由医生确认。</w:t>
       </w:r>
     </w:p>
     <w:p>
       <w:pPr>
         <w:pStyle w:val="Heading1"/>
-        <w:widowControl/>
       </w:pPr>
       <w:r>
-        <w:t>四 首次进入网站</w:t>
+        <w:t>五  医院如何使用网站</w:t>
       </w:r>
     </w:p>
     <w:p>
       <w:pPr>
-        <w:ind w:left="360" w:hanging="360"/>
-        <w:widowControl/>
+        <w:pStyle w:val="Heading2"/>
       </w:pPr>
       <w:r>
-        <w:rPr>
-          <w:b/>
-        </w:rPr>
-        <w:t xml:space="preserve">1.  </w:t>
+        <w:t>1  项目启动前进行医院诊断</w:t>
       </w:r>
+    </w:p>
+    <w:p>
       <w:r>
-        <w:t>使用电脑或手机浏览器打开网站链接。</w:t>
+        <w:t>院长、项目负责人和PLS BDM共同查看项目介绍、医院遴选、六大支柱、市场潜力与决策Q&amp;A。目标是判断是否适合试点及当前最主要的能力差距，而不是立即设定病例指标。</w:t>
       </w:r>
     </w:p>
     <w:p>
       <w:pPr>
-        <w:ind w:left="360" w:hanging="360"/>
-        <w:widowControl/>
+        <w:pStyle w:val="Heading2"/>
       </w:pPr>
       <w:r>
-        <w:rPr>
-          <w:b/>
-        </w:rPr>
-        <w:t xml:space="preserve">2.  </w:t>
+        <w:t>2  围绕一位患者共创流程</w:t>
       </w:r>
+    </w:p>
+    <w:p>
       <w:r>
-        <w:t>在登录页面输入管理员分配的用户名。</w:t>
+        <w:t>组织前台、咨询师、验光师、检查技师、医生、护士和管理者共同查看患者旅程，逐个确认责任人、必备信息、继续或暂缓条件、医生复核点和交接方式。</w:t>
       </w:r>
     </w:p>
     <w:p>
       <w:pPr>
-        <w:ind w:left="360" w:hanging="360"/>
-        <w:widowControl/>
+        <w:pStyle w:val="Heading2"/>
       </w:pPr>
       <w:r>
-        <w:rPr>
-          <w:b/>
-        </w:rPr>
-        <w:t xml:space="preserve">3.  </w:t>
+        <w:t>3  建立岗位标准</w:t>
       </w:r>
+    </w:p>
+    <w:p>
       <w:r>
-        <w:t xml:space="preserve">输入演示统一密码 </w:t>
-      </w:r>
-      <w:r>
-        <w:rPr>
-          <w:rFonts w:ascii="Arial" w:hAnsi="Arial" w:eastAsia="Microsoft YaHei"/>
-          <w:color w:val="75251F"/>
-        </w:rPr>
-        <w:t>pls2026</w:t>
-      </w:r>
-      <w:r>
-        <w:t>。</w:t>
+        <w:t>由HR/培训经理和项目负责人组织各岗位学习标准、完成自评和短测。未达到80分或存在明显短板的人员，应安排学习、辅导、病例讨论和复评。</w:t>
       </w:r>
     </w:p>
     <w:p>
       <w:pPr>
-        <w:ind w:left="360" w:hanging="360"/>
-        <w:widowControl/>
+        <w:pStyle w:val="Heading2"/>
       </w:pPr>
       <w:r>
-        <w:rPr>
-          <w:b/>
-        </w:rPr>
-        <w:t xml:space="preserve">4.  </w:t>
+        <w:t>4  确定90天行动计划</w:t>
       </w:r>
+    </w:p>
+    <w:p>
       <w:r>
-        <w:t>点击“登录并进入系统”。用户名不区分大小写，首尾多余空格会自动忽略。</w:t>
+        <w:t>从六大支柱、岗位能力和患者旅程中选择三至五项优先行动，明确行动内容、医院责任人、完成时间、所需支持、验收证据和下次复盘日期。</w:t>
       </w:r>
     </w:p>
     <w:p>
       <w:pPr>
-        <w:ind w:left="360" w:hanging="360"/>
-        <w:widowControl/>
+        <w:pStyle w:val="Heading2"/>
       </w:pPr>
       <w:r>
-        <w:rPr>
-          <w:b/>
-        </w:rPr>
-        <w:t xml:space="preserve">5.  </w:t>
+        <w:t>5  开展小规模试运行</w:t>
       </w:r>
+    </w:p>
+    <w:p>
       <w:r>
-        <w:t>登录后首先看到PLS项目介绍页。首次使用建议完整浏览，随后点击“进入Digital PLS工作台”。</w:t>
+        <w:t>先选择少量医学上适合且愿意参与共同决策的患者，验证筛选、交接、需求信息、患者理解、手术随访和异常处理是否形成闭环。重点是验证质量，而非追求数量。</w:t>
       </w:r>
     </w:p>
     <w:p>
       <w:pPr>
-        <w:ind w:left="360" w:hanging="360"/>
-        <w:widowControl/>
+        <w:pStyle w:val="Heading2"/>
       </w:pPr>
       <w:r>
-        <w:rPr>
-          <w:b/>
-        </w:rPr>
-        <w:t xml:space="preserve">6.  </w:t>
+        <w:t>6  定期复盘和持续改进</w:t>
       </w:r>
+    </w:p>
+    <w:p>
       <w:r>
-        <w:t>登录状态只保留在当前浏览器标签页。关闭标签页或点击顶部“退出”后，需要重新登录。</w:t>
+        <w:t>建议每月查看CEO驾驶舱、转化漏斗、团队能力和90天行动，讨论暂缓与流失原因、分流时点、信息缺失、患者教育、术后响应、SOP沉淀及下一阶段规模。</w:t>
       </w:r>
     </w:p>
     <w:p>
       <w:pPr>
         <w:pStyle w:val="Heading1"/>
-        <w:widowControl/>
       </w:pPr>
       <w:r>
-        <w:t>五 建议的学习路径</w:t>
+        <w:t>六  强生眼力健内部员工如何使用</w:t>
       </w:r>
     </w:p>
     <w:p>
       <w:pPr>
         <w:pStyle w:val="Heading2"/>
-        <w:widowControl/>
       </w:pPr>
       <w:r>
-        <w:t>医院领导层和项目负责人</w:t>
+        <w:t>试点医院遴选</w:t>
       </w:r>
     </w:p>
     <w:p>
-      <w:pPr>
-        <w:widowControl/>
-      </w:pPr>
       <w:r>
-        <w:t>先看项目介绍，理解PLS不是单一产品项目；随后进入CEO驾驶舱、患者转化漏斗、医院PLS能力建设、三级能力认证和90天行动计划。重点讨论本院的责任人、试点范围、质量指标和能力缺口。</w:t>
+        <w:t>使用医院遴选、六大支柱和项目Q&amp;A，核实医院信息、领导投入、患者基础、团队能力和试点意愿。</w:t>
       </w:r>
     </w:p>
     <w:p>
       <w:pPr>
         <w:pStyle w:val="Heading2"/>
-        <w:widowControl/>
       </w:pPr>
       <w:r>
-        <w:t>医生和临床团队</w:t>
+        <w:t>院长沟通</w:t>
       </w:r>
     </w:p>
     <w:p>
-      <w:pPr>
-        <w:widowControl/>
-      </w:pPr>
       <w:r>
-        <w:t>先选择一位演示患者，沿患者旅程查看前序岗位已经收集的信息；进入临床工作台检查需求、检查完整性和风险提示；使用知识与工具查阅临床相关Q&amp;A和工具。医生负责最终的诊断、适应证和方案确认。</w:t>
+        <w:t>通过项目介绍、CEO驾驶舱、患者旅程和三级能力认证，说明PLS是医院能力建设，而不是单一产品推广。</w:t>
       </w:r>
     </w:p>
     <w:p>
       <w:pPr>
         <w:pStyle w:val="Heading2"/>
-        <w:widowControl/>
       </w:pPr>
       <w:r>
-        <w:t>咨询师和护士</w:t>
+        <w:t>第一次项目研讨会</w:t>
       </w:r>
     </w:p>
     <w:p>
-      <w:pPr>
-        <w:widowControl/>
-      </w:pPr>
       <w:r>
-        <w:t>从“我的工作台”进入当天任务，查看患者处于哪个节点、上一岗位留下了什么信息，以及下一步应交给谁。重点使用IDEAL需求记录、患者教育、术后支持与投诉流程，以及本岗位能力自评和在线考试。</w:t>
+        <w:t>引导医院围绕真实患者旅程完成诊断，找出最重要的三个问题，并形成90天行动计划。</w:t>
       </w:r>
     </w:p>
     <w:p>
       <w:pPr>
         <w:pStyle w:val="Heading2"/>
-        <w:widowControl/>
       </w:pPr>
       <w:r>
-        <w:t>检查人员和验光师</w:t>
+        <w:t>医院团队培训</w:t>
       </w:r>
     </w:p>
     <w:p>
-      <w:pPr>
-        <w:widowControl/>
-      </w:pPr>
       <w:r>
-        <w:t>关注检查完整性、数据质量、异常升级和交接要求。检查人员提供可靠数据和质量提示，不替代医生作诊断或手术方案决定。</w:t>
+        <w:t>根据岗位选择相应模块，让不同人员学习与其工作直接相关的标准、工具和Q&amp;A。</w:t>
       </w:r>
     </w:p>
     <w:p>
       <w:pPr>
         <w:pStyle w:val="Heading2"/>
-        <w:widowControl/>
       </w:pPr>
       <w:r>
-        <w:t>HR和培训经理</w:t>
+        <w:t>项目跟进与复盘</w:t>
       </w:r>
     </w:p>
     <w:p>
-      <w:pPr>
-        <w:widowControl/>
-      </w:pPr>
       <w:r>
-        <w:t>进入医院PLS能力建设，查看各岗位知识技能标准、学习任务、自评与考试结果。建议把低于80分的能力项目转化为学习计划、辅导和复评，而不是只统计培训出席率。</w:t>
+        <w:t>每次拜访不只询问病例数量，还应共同查看流程、人员、质量、患者体验和行动进展。</w:t>
       </w:r>
     </w:p>
     <w:p>
-      <w:pPr>
-        <w:pStyle w:val="Heading2"/>
-        <w:widowControl/>
-      </w:pPr>
       <w:r>
-        <w:t>PLS BDM及强生眼力健内部员工</w:t>
-      </w:r>
-    </w:p>
-    <w:p>
-      <w:pPr>
-        <w:widowControl/>
-      </w:pPr>
-      <w:r>
-        <w:t>建议依次使用项目介绍、医院遴选工具、六大支柱评估、90天行动计划和CEO驾驶舱，帮助医院识别问题并共创改进路径。内部员工应坚持能力建设定位，不代替医院作临床决策，不将项目与单一产品使用量或不适当业务承诺绑定。</w:t>
+        <w:t>强生眼力健人员可以提供工具、培训、项目辅导和经验分享，但不能替代医院进行临床判断、患者沟通、收费决策或内部管理。</w:t>
       </w:r>
     </w:p>
     <w:p>
       <w:pPr>
         <w:pStyle w:val="Heading1"/>
-        <w:widowControl/>
       </w:pPr>
       <w:r>
-        <w:t>六 一个患者如何在系统中被团队接力</w:t>
+        <w:t>七  建议的学习路径</w:t>
+      </w:r>
+    </w:p>
+    <w:tbl>
+      <w:tblPr>
+        <w:tblStyle w:val="TableGrid"/>
+        <w:tblW w:type="auto" w:w="0"/>
+        <w:jc w:val="center"/>
+        <w:tblLook w:firstColumn="1" w:firstRow="1" w:lastColumn="0" w:lastRow="0" w:noHBand="0" w:noVBand="1" w:val="04A0"/>
+      </w:tblPr>
+      <w:tblGrid>
+        <w:gridCol w:w="4939"/>
+        <w:gridCol w:w="4939"/>
+      </w:tblGrid>
+      <w:tr>
+        <w:trPr>
+          <w:tblHeader w:val="true"/>
+          <w:cantSplit/>
+        </w:trPr>
+        <w:tc>
+          <w:tcPr>
+            <w:tcW w:type="dxa" w:w="2520"/>
+            <w:shd w:fill="173F63"/>
+            <w:tcMar>
+              <w:top w:w="110" w:type="dxa"/>
+              <w:start w:w="120" w:type="dxa"/>
+              <w:bottom w:w="110" w:type="dxa"/>
+              <w:end w:w="120" w:type="dxa"/>
+            </w:tcMar>
+            <w:vAlign w:val="center"/>
+          </w:tcPr>
+          <w:p>
+            <w:pPr>
+              <w:jc w:val="center"/>
+            </w:pPr>
+            <w:r>
+              <w:rPr>
+                <w:b/>
+                <w:color w:val="FFFFFF"/>
+                <w:sz w:val="19"/>
+              </w:rPr>
+              <w:t>角色</w:t>
+            </w:r>
+          </w:p>
+        </w:tc>
+        <w:tc>
+          <w:tcPr>
+            <w:tcW w:type="dxa" w:w="7200"/>
+            <w:shd w:fill="173F63"/>
+            <w:tcMar>
+              <w:top w:w="110" w:type="dxa"/>
+              <w:start w:w="120" w:type="dxa"/>
+              <w:bottom w:w="110" w:type="dxa"/>
+              <w:end w:w="120" w:type="dxa"/>
+            </w:tcMar>
+            <w:vAlign w:val="center"/>
+          </w:tcPr>
+          <w:p>
+            <w:pPr>
+              <w:jc w:val="center"/>
+            </w:pPr>
+            <w:r>
+              <w:rPr>
+                <w:b/>
+                <w:color w:val="FFFFFF"/>
+                <w:sz w:val="19"/>
+              </w:rPr>
+              <w:t>建议路径</w:t>
+            </w:r>
+          </w:p>
+        </w:tc>
+      </w:tr>
+      <w:tr>
+        <w:trPr>
+          <w:cantSplit/>
+        </w:trPr>
+        <w:tc>
+          <w:tcPr>
+            <w:tcW w:type="dxa" w:w="2520"/>
+            <w:tcMar>
+              <w:top w:w="110" w:type="dxa"/>
+              <w:start w:w="120" w:type="dxa"/>
+              <w:bottom w:w="110" w:type="dxa"/>
+              <w:end w:w="120" w:type="dxa"/>
+            </w:tcMar>
+            <w:vAlign w:val="center"/>
+          </w:tcPr>
+          <w:p>
+            <w:pPr>
+              <w:spacing w:after="0" w:line="288" w:lineRule="auto"/>
+            </w:pPr>
+            <w:r>
+              <w:rPr>
+                <w:sz w:val="18"/>
+              </w:rPr>
+              <w:t>医院院长和CEO</w:t>
+            </w:r>
+          </w:p>
+        </w:tc>
+        <w:tc>
+          <w:tcPr>
+            <w:tcW w:type="dxa" w:w="7200"/>
+            <w:tcMar>
+              <w:top w:w="110" w:type="dxa"/>
+              <w:start w:w="120" w:type="dxa"/>
+              <w:bottom w:w="110" w:type="dxa"/>
+              <w:end w:w="120" w:type="dxa"/>
+            </w:tcMar>
+            <w:vAlign w:val="center"/>
+          </w:tcPr>
+          <w:p>
+            <w:pPr>
+              <w:spacing w:after="0" w:line="288" w:lineRule="auto"/>
+            </w:pPr>
+            <w:r>
+              <w:rPr>
+                <w:sz w:val="18"/>
+              </w:rPr>
+              <w:t>项目介绍 → CEO驾驶舱 → 六大支柱 → 经营情景测算 → 三级能力认证 → 90天行动</w:t>
+            </w:r>
+          </w:p>
+        </w:tc>
+      </w:tr>
+      <w:tr>
+        <w:trPr>
+          <w:cantSplit/>
+        </w:trPr>
+        <w:tc>
+          <w:tcPr>
+            <w:tcW w:type="dxa" w:w="2520"/>
+            <w:tcMar>
+              <w:top w:w="110" w:type="dxa"/>
+              <w:start w:w="120" w:type="dxa"/>
+              <w:bottom w:w="110" w:type="dxa"/>
+              <w:end w:w="120" w:type="dxa"/>
+            </w:tcMar>
+            <w:vAlign w:val="center"/>
+            <w:shd w:fill="F2F6F9"/>
+          </w:tcPr>
+          <w:p>
+            <w:pPr>
+              <w:spacing w:after="0" w:line="288" w:lineRule="auto"/>
+            </w:pPr>
+            <w:r>
+              <w:rPr>
+                <w:sz w:val="18"/>
+              </w:rPr>
+              <w:t>医生</w:t>
+            </w:r>
+          </w:p>
+        </w:tc>
+        <w:tc>
+          <w:tcPr>
+            <w:tcW w:type="dxa" w:w="7200"/>
+            <w:tcMar>
+              <w:top w:w="110" w:type="dxa"/>
+              <w:start w:w="120" w:type="dxa"/>
+              <w:bottom w:w="110" w:type="dxa"/>
+              <w:end w:w="120" w:type="dxa"/>
+            </w:tcMar>
+            <w:vAlign w:val="center"/>
+            <w:shd w:fill="F2F6F9"/>
+          </w:tcPr>
+          <w:p>
+            <w:pPr>
+              <w:spacing w:after="0" w:line="288" w:lineRule="auto"/>
+            </w:pPr>
+            <w:r>
+              <w:rPr>
+                <w:sz w:val="18"/>
+              </w:rPr>
+              <w:t>PLS患者旅程 → 临床工作台 → 患者教育 → 医生相关Q&amp;A → 知识与工具</w:t>
+            </w:r>
+          </w:p>
+        </w:tc>
+      </w:tr>
+      <w:tr>
+        <w:trPr>
+          <w:cantSplit/>
+        </w:trPr>
+        <w:tc>
+          <w:tcPr>
+            <w:tcW w:type="dxa" w:w="2520"/>
+            <w:tcMar>
+              <w:top w:w="110" w:type="dxa"/>
+              <w:start w:w="120" w:type="dxa"/>
+              <w:bottom w:w="110" w:type="dxa"/>
+              <w:end w:w="120" w:type="dxa"/>
+            </w:tcMar>
+            <w:vAlign w:val="center"/>
+          </w:tcPr>
+          <w:p>
+            <w:pPr>
+              <w:spacing w:after="0" w:line="288" w:lineRule="auto"/>
+            </w:pPr>
+            <w:r>
+              <w:rPr>
+                <w:sz w:val="18"/>
+              </w:rPr>
+              <w:t>咨询师</w:t>
+            </w:r>
+          </w:p>
+        </w:tc>
+        <w:tc>
+          <w:tcPr>
+            <w:tcW w:type="dxa" w:w="7200"/>
+            <w:tcMar>
+              <w:top w:w="110" w:type="dxa"/>
+              <w:start w:w="120" w:type="dxa"/>
+              <w:bottom w:w="110" w:type="dxa"/>
+              <w:end w:w="120" w:type="dxa"/>
+            </w:tcMar>
+            <w:vAlign w:val="center"/>
+          </w:tcPr>
+          <w:p>
+            <w:pPr>
+              <w:spacing w:after="0" w:line="288" w:lineRule="auto"/>
+            </w:pPr>
+            <w:r>
+              <w:rPr>
+                <w:sz w:val="18"/>
+              </w:rPr>
+              <w:t>我的工作台 → IDEAL需求评估 → 患者教育 → 术后视觉辅导 → 投诉回应 → 在线短测</w:t>
+            </w:r>
+          </w:p>
+        </w:tc>
+      </w:tr>
+      <w:tr>
+        <w:trPr>
+          <w:cantSplit/>
+        </w:trPr>
+        <w:tc>
+          <w:tcPr>
+            <w:tcW w:type="dxa" w:w="2520"/>
+            <w:tcMar>
+              <w:top w:w="110" w:type="dxa"/>
+              <w:start w:w="120" w:type="dxa"/>
+              <w:bottom w:w="110" w:type="dxa"/>
+              <w:end w:w="120" w:type="dxa"/>
+            </w:tcMar>
+            <w:vAlign w:val="center"/>
+            <w:shd w:fill="F2F6F9"/>
+          </w:tcPr>
+          <w:p>
+            <w:pPr>
+              <w:spacing w:after="0" w:line="288" w:lineRule="auto"/>
+            </w:pPr>
+            <w:r>
+              <w:rPr>
+                <w:sz w:val="18"/>
+              </w:rPr>
+              <w:t>护士和检查人员</w:t>
+            </w:r>
+          </w:p>
+        </w:tc>
+        <w:tc>
+          <w:tcPr>
+            <w:tcW w:type="dxa" w:w="7200"/>
+            <w:tcMar>
+              <w:top w:w="110" w:type="dxa"/>
+              <w:start w:w="120" w:type="dxa"/>
+              <w:bottom w:w="110" w:type="dxa"/>
+              <w:end w:w="120" w:type="dxa"/>
+            </w:tcMar>
+            <w:vAlign w:val="center"/>
+            <w:shd w:fill="F2F6F9"/>
+          </w:tcPr>
+          <w:p>
+            <w:pPr>
+              <w:spacing w:after="0" w:line="288" w:lineRule="auto"/>
+            </w:pPr>
+            <w:r>
+              <w:rPr>
+                <w:sz w:val="18"/>
+              </w:rPr>
+              <w:t>患者旅程 → 岗位交接 → 检查或手术节点 → 岗位能力标准 → 在线短测</w:t>
+            </w:r>
+          </w:p>
+        </w:tc>
+      </w:tr>
+      <w:tr>
+        <w:trPr>
+          <w:cantSplit/>
+        </w:trPr>
+        <w:tc>
+          <w:tcPr>
+            <w:tcW w:type="dxa" w:w="2520"/>
+            <w:tcMar>
+              <w:top w:w="110" w:type="dxa"/>
+              <w:start w:w="120" w:type="dxa"/>
+              <w:bottom w:w="110" w:type="dxa"/>
+              <w:end w:w="120" w:type="dxa"/>
+            </w:tcMar>
+            <w:vAlign w:val="center"/>
+          </w:tcPr>
+          <w:p>
+            <w:pPr>
+              <w:spacing w:after="0" w:line="288" w:lineRule="auto"/>
+            </w:pPr>
+            <w:r>
+              <w:rPr>
+                <w:sz w:val="18"/>
+              </w:rPr>
+              <w:t>HR/培训经理</w:t>
+            </w:r>
+          </w:p>
+        </w:tc>
+        <w:tc>
+          <w:tcPr>
+            <w:tcW w:type="dxa" w:w="7200"/>
+            <w:tcMar>
+              <w:top w:w="110" w:type="dxa"/>
+              <w:start w:w="120" w:type="dxa"/>
+              <w:bottom w:w="110" w:type="dxa"/>
+              <w:end w:w="120" w:type="dxa"/>
+            </w:tcMar>
+            <w:vAlign w:val="center"/>
+          </w:tcPr>
+          <w:p>
+            <w:pPr>
+              <w:spacing w:after="0" w:line="288" w:lineRule="auto"/>
+            </w:pPr>
+            <w:r>
+              <w:rPr>
+                <w:sz w:val="18"/>
+              </w:rPr>
+              <w:t>岗位标准 → 学习计划 → 自我评分 → 在线考试 → 改进计划 → 复评</w:t>
+            </w:r>
+          </w:p>
+        </w:tc>
+      </w:tr>
+      <w:tr>
+        <w:trPr>
+          <w:cantSplit/>
+        </w:trPr>
+        <w:tc>
+          <w:tcPr>
+            <w:tcW w:type="dxa" w:w="2520"/>
+            <w:tcMar>
+              <w:top w:w="110" w:type="dxa"/>
+              <w:start w:w="120" w:type="dxa"/>
+              <w:bottom w:w="110" w:type="dxa"/>
+              <w:end w:w="120" w:type="dxa"/>
+            </w:tcMar>
+            <w:vAlign w:val="center"/>
+            <w:shd w:fill="F2F6F9"/>
+          </w:tcPr>
+          <w:p>
+            <w:pPr>
+              <w:spacing w:after="0" w:line="288" w:lineRule="auto"/>
+            </w:pPr>
+            <w:r>
+              <w:rPr>
+                <w:sz w:val="18"/>
+              </w:rPr>
+              <w:t>PLS BDM和销售人员</w:t>
+            </w:r>
+          </w:p>
+        </w:tc>
+        <w:tc>
+          <w:tcPr>
+            <w:tcW w:type="dxa" w:w="7200"/>
+            <w:tcMar>
+              <w:top w:w="110" w:type="dxa"/>
+              <w:start w:w="120" w:type="dxa"/>
+              <w:bottom w:w="110" w:type="dxa"/>
+              <w:end w:w="120" w:type="dxa"/>
+            </w:tcMar>
+            <w:vAlign w:val="center"/>
+            <w:shd w:fill="F2F6F9"/>
+          </w:tcPr>
+          <w:p>
+            <w:pPr>
+              <w:spacing w:after="0" w:line="288" w:lineRule="auto"/>
+            </w:pPr>
+            <w:r>
+              <w:rPr>
+                <w:sz w:val="18"/>
+              </w:rPr>
+              <w:t>项目介绍 → 医院遴选 → 六大支柱 → 患者旅程 → 决策Q&amp;A → 90天行动 → CEO复盘</w:t>
+            </w:r>
+          </w:p>
+        </w:tc>
+      </w:tr>
+    </w:tbl>
+    <w:p>
+      <w:pPr>
+        <w:spacing w:after="20"/>
+      </w:pPr>
+    </w:p>
+    <w:p>
+      <w:pPr>
+        <w:pStyle w:val="Heading1"/>
+      </w:pPr>
+      <w:r>
+        <w:t>八  重要使用边界</w:t>
       </w:r>
     </w:p>
     <w:p>
       <w:pPr>
-        <w:ind w:left="360" w:hanging="360"/>
-        <w:widowControl/>
+        <w:pStyle w:val="ListNumber"/>
+        <w:spacing w:after="60"/>
       </w:pPr>
       <w:r>
-        <w:rPr>
-          <w:b/>
-        </w:rPr>
-        <w:t xml:space="preserve">1.  </w:t>
-      </w:r>
-      <w:r>
-        <w:t>前台或客服建立演示患者，记录来源和基础信息。</w:t>
+        <w:t>不录入真实患者姓名、电话、身份证号、病历或其他个人敏感信息。</w:t>
       </w:r>
     </w:p>
     <w:p>
       <w:pPr>
-        <w:ind w:left="360" w:hanging="360"/>
-        <w:widowControl/>
+        <w:pStyle w:val="ListNumber"/>
+        <w:spacing w:after="60"/>
       </w:pPr>
       <w:r>
-        <w:rPr>
-          <w:b/>
-        </w:rPr>
-        <w:t xml:space="preserve">2.  </w:t>
-      </w:r>
-      <w:r>
-        <w:t>咨询师完成简版IDEAL需求访谈，了解生活方式、视觉任务、戴镜意愿和主要顾虑。</w:t>
+        <w:t>不把网站中的演示数据当作医院真实数据。</w:t>
       </w:r>
     </w:p>
     <w:p>
       <w:pPr>
-        <w:ind w:left="360" w:hanging="360"/>
-        <w:widowControl/>
+        <w:pStyle w:val="ListNumber"/>
+        <w:spacing w:after="60"/>
       </w:pPr>
       <w:r>
-        <w:rPr>
-          <w:b/>
-        </w:rPr>
-        <w:t xml:space="preserve">3.  </w:t>
-      </w:r>
-      <w:r>
-        <w:t>团队在路径分流闸门完成基础医学与需求确认，决定进入标准诊疗、PLS深度评估或医生优先复核。</w:t>
+        <w:t>不使用网站自动判断手术适应证、IOL方案或医保资格。</w:t>
       </w:r>
     </w:p>
     <w:p>
       <w:pPr>
-        <w:ind w:left="360" w:hanging="360"/>
-        <w:widowControl/>
+        <w:pStyle w:val="ListNumber"/>
+        <w:spacing w:after="60"/>
       </w:pPr>
       <w:r>
-        <w:rPr>
-          <w:b/>
-        </w:rPr>
-        <w:t xml:space="preserve">4.  </w:t>
-      </w:r>
-      <w:r>
-        <w:t>验光师和特殊检查技师完成规定检查，标记完整性并上报异常。</w:t>
+        <w:t>不以经营测算结果作为医生病例指标或收入承诺。</w:t>
       </w:r>
     </w:p>
     <w:p>
       <w:pPr>
-        <w:ind w:left="360" w:hanging="360"/>
-        <w:widowControl/>
+        <w:pStyle w:val="ListNumber"/>
+        <w:spacing w:after="60"/>
       </w:pPr>
       <w:r>
-        <w:rPr>
-          <w:b/>
-        </w:rPr>
-        <w:t xml:space="preserve">5.  </w:t>
-      </w:r>
-      <w:r>
-        <w:t>医生查看结构化摘要，结合检查完成诊断、适应证判断和方案讨论。</w:t>
+        <w:t>不因患者支付能力较强而放宽医学标准。</w:t>
       </w:r>
     </w:p>
     <w:p>
       <w:pPr>
-        <w:ind w:left="360" w:hanging="360"/>
-        <w:widowControl/>
+        <w:pStyle w:val="ListNumber"/>
+        <w:spacing w:after="60"/>
       </w:pPr>
       <w:r>
-        <w:rPr>
-          <w:b/>
-        </w:rPr>
-        <w:t xml:space="preserve">6.  </w:t>
-      </w:r>
-      <w:r>
-        <w:t>咨询师依据医生确认的方案完成患者教育、费用与替代路径说明，并确认患者理解。</w:t>
+        <w:t>不因地区经济水平较低而省略对合理选择的完整告知。</w:t>
       </w:r>
     </w:p>
     <w:p>
       <w:pPr>
-        <w:ind w:left="360" w:hanging="360"/>
-        <w:widowControl/>
+        <w:pStyle w:val="ListNumber"/>
+        <w:spacing w:after="60"/>
       </w:pPr>
       <w:r>
-        <w:rPr>
-          <w:b/>
-        </w:rPr>
-        <w:t xml:space="preserve">7.  </w:t>
-      </w:r>
-      <w:r>
-        <w:t>手术团队完成身份、眼别、IOL和关键手术信息核查。</w:t>
+        <w:t>不把视觉模拟当作个人术后效果保证。</w:t>
       </w:r>
     </w:p>
     <w:p>
       <w:pPr>
-        <w:ind w:left="360" w:hanging="360"/>
-        <w:widowControl/>
+        <w:pStyle w:val="ListNumber"/>
+        <w:spacing w:after="60"/>
       </w:pPr>
       <w:r>
-        <w:rPr>
-          <w:b/>
-        </w:rPr>
-        <w:t xml:space="preserve">8.  </w:t>
-      </w:r>
-      <w:r>
-        <w:t>随访护士或咨询师按节点随访；出现危险信号、光晕眩光或不满意反馈时，按流程升级给医生和质量团队。</w:t>
+        <w:t>出现危险症状、异常检查或患者投诉时，必须及时升级给医生及医院规定的责任人员。</w:t>
       </w:r>
     </w:p>
     <w:p>
       <w:pPr>
-        <w:ind w:left="360" w:hanging="360"/>
-        <w:widowControl/>
+        <w:pStyle w:val="ListNumber"/>
+        <w:spacing w:after="60"/>
       </w:pPr>
       <w:r>
-        <w:rPr>
-          <w:b/>
-        </w:rPr>
-        <w:t xml:space="preserve">9.  </w:t>
+        <w:t>正式上线前应完成医院品牌、临床、患者教育、产品资料、隐私保护和合规审核。</w:t>
       </w:r>
+    </w:p>
+    <w:p>
+      <w:pPr>
+        <w:pStyle w:val="ListNumber"/>
+        <w:spacing w:after="60"/>
+      </w:pPr>
       <w:r>
-        <w:t>院长或项目负责人通过驾驶舱、投诉复盘和90天行动计划推动持续改进。</w:t>
+        <w:t>公开GitHub Pages不适合承载真实患者资料或医院敏感数据。</w:t>
       </w:r>
     </w:p>
     <w:p>
       <w:pPr>
         <w:pStyle w:val="Heading1"/>
-        <w:widowControl/>
       </w:pPr>
       <w:r>
-        <w:t>七 建议的医院使用方式</w:t>
+        <w:t>九  使用原则</w:t>
       </w:r>
     </w:p>
     <w:p>
-      <w:pPr>
-        <w:widowControl/>
-      </w:pPr>
       <w:r>
-        <w:rPr>
-          <w:b/>
-        </w:rPr>
-        <w:t>项目启动会：</w:t>
-      </w:r>
-      <w:r>
-        <w:t>用项目介绍页统一管理层和MDT团队对PLS的理解。</w:t>
+        <w:t>使用Digital PLS时，应始终坚持以患者需求为起点，以医学安全为底线，以医生判断为核心，以充分知情和自主选择为原则，以MDT团队协作为保障，以持续质量改进为长期目标。</w:t>
       </w:r>
     </w:p>
     <w:p>
-      <w:pPr>
-        <w:widowControl/>
-      </w:pPr>
       <w:r>
-        <w:rPr>
-          <w:b/>
-        </w:rPr>
-        <w:t>流程共创会：</w:t>
-      </w:r>
-      <w:r>
-        <w:t>用患者旅程和分流闸门讨论本院实际流程、岗位及交接单。</w:t>
-      </w:r>
-    </w:p>
-    <w:p>
-      <w:pPr>
-        <w:widowControl/>
-      </w:pPr>
-      <w:r>
-        <w:rPr>
-          <w:b/>
-        </w:rPr>
-        <w:t>基线评估：</w:t>
-      </w:r>
-      <w:r>
-        <w:t>用六大支柱和岗位能力标准识别优先改进项。</w:t>
-      </w:r>
-    </w:p>
-    <w:p>
-      <w:pPr>
-        <w:widowControl/>
-      </w:pPr>
-      <w:r>
-        <w:rPr>
-          <w:b/>
-        </w:rPr>
-        <w:t>培训与演练：</w:t>
-      </w:r>
-      <w:r>
-        <w:t>选择演示患者，让不同岗位完成一次从接诊到随访的桌面推演。</w:t>
-      </w:r>
-    </w:p>
-    <w:p>
-      <w:pPr>
-        <w:widowControl/>
-      </w:pPr>
-      <w:r>
-        <w:rPr>
-          <w:b/>
-        </w:rPr>
-        <w:t>90天试运行：</w:t>
-      </w:r>
-      <w:r>
-        <w:t>把问题转成有责任人、完成期限和验证证据的行动。</w:t>
-      </w:r>
-    </w:p>
-    <w:p>
-      <w:pPr>
-        <w:widowControl/>
-      </w:pPr>
-      <w:r>
-        <w:rPr>
-          <w:b/>
-        </w:rPr>
-        <w:t>月度复盘：</w:t>
-      </w:r>
-      <w:r>
-        <w:t>结合CEO驾驶舱、漏斗、患者反馈和投诉案例讨论质量与流程，而不是只看业务数量。</w:t>
-      </w:r>
-    </w:p>
-    <w:p>
-      <w:pPr>
-        <w:widowControl/>
-      </w:pPr>
-      <w:r>
-        <w:br w:type="page"/>
-      </w:r>
-    </w:p>
-    <w:p>
-      <w:pPr>
-        <w:pStyle w:val="Heading1"/>
-        <w:widowControl/>
-      </w:pPr>
-      <w:r>
-        <w:t>八 使用边界</w:t>
-      </w:r>
-    </w:p>
-    <w:p>
-      <w:pPr>
-        <w:pStyle w:val="ListBullet"/>
-        <w:widowControl/>
-      </w:pPr>
-      <w:r>
-        <w:t>本网站是MVP演示系统，不是医院HIS、EMR、CRM、LMS或正式库存系统。</w:t>
-      </w:r>
-    </w:p>
-    <w:p>
-      <w:pPr>
-        <w:pStyle w:val="ListBullet"/>
-        <w:widowControl/>
-      </w:pPr>
-      <w:r>
-        <w:t>所有初始患者、运营指标、IOL规格和库存数量均为虚构演示数据。</w:t>
-      </w:r>
-    </w:p>
-    <w:p>
-      <w:pPr>
-        <w:pStyle w:val="ListBullet"/>
-        <w:widowControl/>
-      </w:pPr>
-      <w:r>
-        <w:t>请勿录入真实患者姓名、电话、身份证号、病历、检查结果或其他敏感信息。</w:t>
-      </w:r>
-    </w:p>
-    <w:p>
-      <w:pPr>
-        <w:pStyle w:val="ListBullet"/>
-        <w:widowControl/>
-      </w:pPr>
-      <w:r>
-        <w:t>系统不提供自动诊断、手术适应证判断、IOL推荐或疗效预测。</w:t>
-      </w:r>
-    </w:p>
-    <w:p>
-      <w:pPr>
-        <w:pStyle w:val="ListBullet"/>
-        <w:widowControl/>
-      </w:pPr>
-      <w:r>
-        <w:t>患者教育内容和视觉示意不能替代医生面对面的个体化解释。</w:t>
-      </w:r>
-    </w:p>
-    <w:p>
-      <w:pPr>
-        <w:pStyle w:val="ListBullet"/>
-        <w:widowControl/>
-      </w:pPr>
-      <w:r>
-        <w:t>医保、收费、税务、宣传和合规要求应由医院相应责任岗位按照属地规定复核。</w:t>
-      </w:r>
-    </w:p>
-    <w:p>
-      <w:pPr>
-        <w:pStyle w:val="ListBullet"/>
-        <w:widowControl/>
-      </w:pPr>
-      <w:r>
-        <w:t>登录功能是静态网站的演示级访问限制。账号与校验逻辑存在前端文件中，不具备正式系统的安全强度。</w:t>
-      </w:r>
-    </w:p>
-    <w:p>
-      <w:pPr>
-        <w:pStyle w:val="ListBullet"/>
-        <w:widowControl/>
-      </w:pPr>
-      <w:r>
-        <w:t>如进入真实业务应用，必须建设服务器端身份认证、分级权限、日志审计、加密存储、备份和医院系统接口。</w:t>
-      </w:r>
-    </w:p>
-    <w:p>
-      <w:pPr>
-        <w:pStyle w:val="Heading1"/>
-        <w:widowControl/>
-      </w:pPr>
-      <w:r>
-        <w:t>九 使用后的反馈建议</w:t>
-      </w:r>
-    </w:p>
-    <w:p>
-      <w:pPr>
-        <w:widowControl/>
-      </w:pPr>
-      <w:r>
-        <w:t>试用时建议记录三类反馈：第一，哪个页面真正帮助了日常工作；第二，哪个环节仍需要重复录入或线下沟通；第三，哪些数据、提醒或权限必须在正式系统中实现。反馈应回到患者价值、临床安全、团队效率和持续改进四个维度，用于决定Digital PLS下一阶段的开发重点。</w:t>
-      </w:r>
-    </w:p>
-    <w:p>
-      <w:pPr>
-        <w:widowControl/>
-      </w:pPr>
-      <w:r>
-        <w:rPr>
-          <w:b/>
-        </w:rPr>
-        <w:t>版本说明：</w:t>
-      </w:r>
-      <w:r>
-        <w:t>本说明对应当前Digital PLS MVP演示版本。网站内容将随医院共创、临床审核和项目试运行持续更新。</w:t>
+        <w:t>Digital PLS的价值，不在于让所有患者都进入PLS路径，而在于帮助医院准确识别真正适合的患者，为他们提供专业、透明、完整的选择，并把一次次高质量服务沉淀为医院可以持续运行的组织能力。</w:t>
       </w:r>
     </w:p>
     <w:sectPr>
       <w:headerReference w:type="default" r:id="rId9"/>
       <w:footerReference w:type="default" r:id="rId10"/>
       <w:pgSz w:w="12240" w:h="15840"/>
-      <w:pgMar w:top="1080" w:right="1181" w:bottom="1037" w:left="1181" w:header="720" w:footer="720" w:gutter="0"/>
+      <w:pgMar w:top="1080" w:right="1181" w:bottom="1008" w:left="1181" w:header="720" w:footer="720" w:gutter="0"/>
       <w:cols w:space="720"/>
       <w:docGrid w:linePitch="360"/>
     </w:sectPr>
@@ -1192,11 +1533,14 @@
     </w:pPr>
     <w:r>
       <w:rPr>
+        <w:rFonts w:ascii="Microsoft YaHei" w:hAnsi="Microsoft YaHei" w:eastAsia="Microsoft YaHei"/>
+        <w:color w:val="69737D"/>
         <w:sz w:val="16"/>
       </w:rPr>
-      <w:t xml:space="preserve">Digital PLS MVP  内部与客户沟通参考  |  </w:t>
+      <w:fldChar w:fldCharType="begin"/>
+      <w:instrText xml:space="preserve"> PAGE </w:instrText>
+      <w:fldChar w:fldCharType="end"/>
     </w:r>
-    <w:fldSimple w:instr="PAGE"/>
   </w:p>
 </w:ftr>
 </file>
@@ -1211,8 +1555,8 @@
     <w:r>
       <w:rPr>
         <w:rFonts w:ascii="Microsoft YaHei" w:hAnsi="Microsoft YaHei" w:eastAsia="Microsoft YaHei"/>
-        <w:color w:val="606F7D"/>
-        <w:sz w:val="17"/>
+        <w:color w:val="69737D"/>
+        <w:sz w:val="16"/>
       </w:rPr>
       <w:t>Digital PLS MVP网站使用说明</w:t>
     </w:r>
@@ -1584,11 +1928,11 @@
     <w:qFormat/>
     <w:rsid w:val="00FC693F"/>
     <w:pPr>
-      <w:spacing w:after="140" w:line="307" w:lineRule="auto"/>
+      <w:spacing w:after="120" w:line="324" w:lineRule="auto"/>
     </w:pPr>
     <w:rPr>
       <w:rFonts w:ascii="Microsoft YaHei" w:hAnsi="Microsoft YaHei" w:eastAsia="Microsoft YaHei"/>
-      <w:color w:val="000000"/>
+      <w:color w:val="232D37"/>
       <w:sz w:val="21"/>
     </w:rPr>
   </w:style>
@@ -1647,7 +1991,7 @@
     <w:pPr>
       <w:keepNext/>
       <w:keepLines/>
-      <w:spacing w:before="300" w:after="160"/>
+      <w:spacing w:before="280" w:after="140"/>
       <w:outlineLvl w:val="0"/>
     </w:pPr>
     <w:rPr>
@@ -1655,7 +1999,7 @@
       <w:b/>
       <w:bCs/>
       <w:color w:val="000000"/>
-      <w:sz w:val="36"/>
+      <w:sz w:val="34"/>
       <w:szCs w:val="28"/>
     </w:rPr>
   </w:style>
@@ -1671,7 +2015,7 @@
     <w:pPr>
       <w:keepNext/>
       <w:keepLines/>
-      <w:spacing w:before="240" w:after="120"/>
+      <w:spacing w:before="200" w:after="100"/>
       <w:outlineLvl w:val="1"/>
     </w:pPr>
     <w:rPr>
@@ -1679,7 +2023,7 @@
       <w:b/>
       <w:bCs/>
       <w:color w:val="000000"/>
-      <w:sz w:val="28"/>
+      <w:sz w:val="26"/>
       <w:szCs w:val="26"/>
     </w:rPr>
   </w:style>
@@ -1695,7 +2039,7 @@
     <w:pPr>
       <w:keepNext/>
       <w:keepLines/>
-      <w:spacing w:before="200" w:after="0"/>
+      <w:spacing w:before="140" w:after="60"/>
       <w:outlineLvl w:val="2"/>
     </w:pPr>
     <w:rPr>
@@ -1703,6 +2047,7 @@
       <w:b/>
       <w:bCs/>
       <w:color w:val="000000"/>
+      <w:sz w:val="23"/>
     </w:rPr>
   </w:style>
   <w:style w:type="paragraph" w:styleId="Heading4">
@@ -1933,11 +2278,10 @@
     <w:qFormat/>
     <w:rsid w:val="00FC693F"/>
     <w:pPr>
-      <w:pBdr>
-        <w:bottom w:val="single" w:sz="8" w:space="4" w:color="4F81BD" w:themeColor="accent1"/>
-      </w:pBdr>
-      <w:spacing w:after="320" w:line="240" w:lineRule="auto"/>
+      <w:keepNext/>
+      <w:spacing w:after="200" w:line="240" w:lineRule="auto" w:before="0"/>
       <w:contextualSpacing/>
+      <w:jc w:val="center"/>
     </w:pPr>
     <w:rPr>
       <w:rFonts w:asciiTheme="majorHAnsi" w:eastAsiaTheme="majorEastAsia" w:hAnsiTheme="majorHAnsi" w:cstheme="majorBidi" w:ascii="Microsoft YaHei" w:hAnsi="Microsoft YaHei" w:eastAsia="Microsoft YaHei"/>
@@ -1945,7 +2289,7 @@
       <w:color w:val="000000"/>
       <w:spacing w:val="5"/>
       <w:kern w:val="28"/>
-      <w:sz w:val="56"/>
+      <w:sz w:val="52"/>
       <w:szCs w:val="52"/>
     </w:rPr>
   </w:style>
@@ -1978,10 +2322,10 @@
       </w:numPr>
     </w:pPr>
     <w:rPr>
-      <w:rFonts w:asciiTheme="majorHAnsi" w:eastAsiaTheme="majorEastAsia" w:hAnsiTheme="majorHAnsi" w:cstheme="majorBidi" w:ascii="Microsoft YaHei" w:hAnsi="Microsoft YaHei" w:eastAsia="Microsoft YaHei"/>
+      <w:rFonts w:asciiTheme="majorHAnsi" w:eastAsiaTheme="majorEastAsia" w:hAnsiTheme="majorHAnsi" w:cstheme="majorBidi"/>
       <w:i/>
       <w:iCs/>
-      <w:color w:val="000000"/>
+      <w:color w:val="4F81BD" w:themeColor="accent1"/>
       <w:spacing w:val="15"/>
       <w:sz w:val="24"/>
       <w:szCs w:val="24"/>
@@ -2121,10 +2465,6 @@
       </w:numPr>
       <w:contextualSpacing/>
     </w:pPr>
-    <w:rPr>
-      <w:rFonts w:ascii="Microsoft YaHei" w:hAnsi="Microsoft YaHei" w:eastAsia="Microsoft YaHei"/>
-      <w:color w:val="000000"/>
-    </w:rPr>
   </w:style>
   <w:style w:type="paragraph" w:styleId="ListBullet2">
     <w:name w:val="List Bullet 2"/>
@@ -2164,10 +2504,6 @@
       </w:numPr>
       <w:contextualSpacing/>
     </w:pPr>
-    <w:rPr>
-      <w:rFonts w:ascii="Microsoft YaHei" w:hAnsi="Microsoft YaHei" w:eastAsia="Microsoft YaHei"/>
-      <w:color w:val="000000"/>
-    </w:rPr>
   </w:style>
   <w:style w:type="paragraph" w:styleId="ListNumber2">
     <w:name w:val="List Number 2"/>
@@ -13282,6 +13618,18 @@
         <w:shd w:val="clear" w:color="auto" w:fill="FBCAA2" w:themeFill="accent6" w:themeFillTint="7F"/>
       </w:tcPr>
     </w:tblStylePr>
+  </w:style>
+  <w:style w:type="paragraph" w:customStyle="1" w:styleId="GuideSubtitle">
+    <w:name w:val="Guide Subtitle"/>
+    <w:pPr>
+      <w:spacing w:after="320"/>
+      <w:jc w:val="center"/>
+    </w:pPr>
+    <w:rPr>
+      <w:rFonts w:ascii="Microsoft YaHei" w:hAnsi="Microsoft YaHei" w:eastAsia="Microsoft YaHei"/>
+      <w:color w:val="465562"/>
+      <w:sz w:val="26"/>
+    </w:rPr>
   </w:style>
 </w:styles>
 </file>

--- a/Digital PLS MVP网站使用说明.docx
+++ b/Digital PLS MVP网站使用说明.docx
@@ -29,7 +29,7 @@
           <w:color w:val="195B89"/>
           <w:sz w:val="22"/>
         </w:rPr>
-        <w:t>用途  项目沟通  医院诊断  团队培训  流程共创  试点复盘</w:t>
+        <w:t>理解PLS  启动自评  30 60 90天行动  流程实施  复盘改进</w:t>
       </w:r>
     </w:p>
     <w:p/>
@@ -39,7 +39,7 @@
         <w:jc w:val="center"/>
       </w:pPr>
       <w:r>
-        <w:t>本说明介绍Digital PLS MVP的定位、主要功能、适用角色、医院实施步骤和使用边界，帮助使用者将网站作为PLS试点医院共同诊断、共同建设和持续复盘的工作工具。</w:t>
+        <w:t>本说明面向PLS合作医院领导层与项目团队、强生眼力健一线销售与内部支持人员，说明如何用一家示例医院的数字化工作台，完成从领导层共识到医院流程落地的全过程。</w:t>
       </w:r>
     </w:p>
     <w:p>
@@ -57,7 +57,7 @@
     </w:p>
     <w:p>
       <w:r>
-        <w:t>Digital PLS MVP是面向PLS试点医院和强生眼力健项目团队设计的数字化演示平台。它以一位患者的完整就诊旅程为主线，把患者筛选、IDEAL需求评估、医学检查、医生决策、方案沟通、手术执行、术后随访、团队能力建设和医院运营复盘连接起来。</w:t>
+        <w:t>Digital PLS MVP是面向PLS试点医院和强生眼力健项目团的数字化演示工作台。它以“上海Happy卓越眼科医院”为单院示例，展示一家医院如何理解PLS、完成自评、制定30 60 90天行动、实施各部门流程并持续复盘。</w:t>
       </w:r>
     </w:p>
     <w:p>
@@ -73,7 +73,7 @@
     </w:p>
     <w:p>
       <w:r>
-        <w:t>Digital PLS不是单纯的产品展示网站，也不是医院HIS、电子病历、库存系统或临床决策系统。当前版本是MVP演示版，主要用于项目沟通、医院诊断、团队培训、流程共创和试点复盘。</w:t>
+        <w:t>Digital PLS不是全国42家试点医院的排名或管理平台，也不是产品展示网站、HIS、电子病历或临床决策系统。当前MVP用于会议沟通、现状诊断、团队培训、流程共创与阶段复盘。每家医院都应根据自己的患者、团队和现有流程进行本地化。</w:t>
       </w:r>
     </w:p>
     <w:p>
@@ -81,7 +81,30 @@
         <w:pStyle w:val="Heading1"/>
       </w:pPr>
       <w:r>
-        <w:t>二  网站的主要目的</w:t>
+        <w:t>二  先理解PLS到底是什么</w:t>
+      </w:r>
+    </w:p>
+    <w:p>
+      <w:r>
+        <w:t>PLS是Premium Lens Surgery的缩写。P代表Premium，指更高的医疗与服务标准，不等于“价格更高”；L代表Lens，关注自然晶状体、人工晶状体与患者的整体视觉需求；S代表Surgery，指以医学安全、视觉质量和充分知情为前提的晶状体手术。</w:t>
+      </w:r>
+    </w:p>
+    <w:p>
+      <w:r>
+        <w:t>PLS不是一种新手术，也不是某一枚IOL、某台设备或“全自费白内障”的另一个名称。它的价值在于把现有的临床技术、IDEAL需求评估、共同决策、患者教育、团队交接、术后随访和质量改进连成一套稳定运行的医院能力。</w:t>
+      </w:r>
+    </w:p>
+    <w:p>
+      <w:r>
+        <w:t>需要明确边界：白内障晶状体手术与适宜人群的CLE RLE有不同的医学背景、风险收益平衡和决策门槛；DLS可用于理解晶状体老化与视觉质量，但不是独立的手术适应证。</w:t>
+      </w:r>
+    </w:p>
+    <w:p>
+      <w:pPr>
+        <w:pStyle w:val="Heading1"/>
+      </w:pPr>
+      <w:r>
+        <w:t>三  网站帮助医院解决什么</w:t>
       </w:r>
     </w:p>
     <w:p>
@@ -141,7 +164,7 @@
         <w:pStyle w:val="Heading1"/>
       </w:pPr>
       <w:r>
-        <w:t>三  谁可以使用</w:t>
+        <w:t>四  谁可以使用</w:t>
       </w:r>
     </w:p>
     <w:tbl>
@@ -691,7 +714,106 @@
         <w:pStyle w:val="Heading1"/>
       </w:pPr>
       <w:r>
-        <w:t>四  网站的主要功能</w:t>
+        <w:t>五  网站的七个一级入口</w:t>
+      </w:r>
+    </w:p>
+    <w:p>
+      <w:pPr>
+        <w:pStyle w:val="Heading2"/>
+      </w:pPr>
+      <w:r>
+        <w:t>项目总览</w:t>
+      </w:r>
+    </w:p>
+    <w:p>
+      <w:r>
+        <w:t>从单院建设视角展示项目路线图、当前阶段、下次复盘时点、患者进展、能力建设和CEO需要关注的事项。</w:t>
+      </w:r>
+    </w:p>
+    <w:p>
+      <w:pPr>
+        <w:pStyle w:val="Heading2"/>
+      </w:pPr>
+      <w:r>
+        <w:t>认识PLS</w:t>
+      </w:r>
+    </w:p>
+    <w:p>
+      <w:r>
+        <w:t>回答“PLS到底是啥”，说明P L S三个字母、医学边界、DLS、CLE RLE与PLS能力体系，用于CEO和团队建立共识。</w:t>
+      </w:r>
+    </w:p>
+    <w:p>
+      <w:pPr>
+        <w:pStyle w:val="Heading2"/>
+      </w:pPr>
+      <w:r>
+        <w:t>启动与自评</w:t>
+      </w:r>
+    </w:p>
+    <w:p>
+      <w:r>
+        <w:t>用PLS六大支柱、MDT岗位标准、自我评分和在线短测建立基线。演示版以80分为学习达标线，不等于正式上岗资格或医院认证。</w:t>
+      </w:r>
+    </w:p>
+    <w:p>
+      <w:pPr>
+        <w:pStyle w:val="Heading2"/>
+      </w:pPr>
+      <w:r>
+        <w:t>30 60 90天行动</w:t>
+      </w:r>
+    </w:p>
+    <w:p>
+      <w:r>
+        <w:t>前30天建立最小可运行流程，31至60天识别问题并优化，61至90天固化SOP、证据和认证准备。每项行动都需有医院责任人、时限和验收证据。</w:t>
+      </w:r>
+    </w:p>
+    <w:p>
+      <w:pPr>
+        <w:pStyle w:val="Heading2"/>
+      </w:pPr>
+      <w:r>
+        <w:t>医院流程实施</w:t>
+      </w:r>
+    </w:p>
+    <w:p>
+      <w:r>
+        <w:t>以同一位患者的九个交接节点为主线，连接医生与检查团队、咨询师与患者教育、HR与MDT团队、运营与手术支持。</w:t>
+      </w:r>
+    </w:p>
+    <w:p>
+      <w:pPr>
+        <w:pStyle w:val="Heading2"/>
+      </w:pPr>
+      <w:r>
+        <w:t>复盘与改进</w:t>
+      </w:r>
+    </w:p>
+    <w:p>
+      <w:r>
+        <w:t>先检查执行证据、医疗质量、患者理解和团队协作，再讨论缺口、漏斗、经营情景与是否扩大规模。</w:t>
+      </w:r>
+    </w:p>
+    <w:p>
+      <w:pPr>
+        <w:pStyle w:val="Heading2"/>
+      </w:pPr>
+      <w:r>
+        <w:t>知识与工具</w:t>
+      </w:r>
+    </w:p>
+    <w:p>
+      <w:r>
+        <w:t>集中查询PLS项目决策Q&amp;A、临床与患者教育知识、医院评估工具、90天行动、随访和复盘模板。</w:t>
+      </w:r>
+    </w:p>
+    <w:p>
+      <w:pPr>
+        <w:pStyle w:val="Heading1"/>
+      </w:pPr>
+      <w:r>
+        <w:t>六  重点功能如何使用</w:t>
       </w:r>
     </w:p>
     <w:p>
@@ -704,7 +826,7 @@
     </w:p>
     <w:p>
       <w:r>
-        <w:t>展示引流预约、到院登记、IDEAL评估、全面检查、医生诊断与方案、共同决策、手术执行、术后随访和长期关爱九个阶段。医院可围绕同一位患者查看岗位任务和交接关系。</w:t>
+        <w:t>展示引流预约、到院登记、IDEAL评估、全面检查、医生诊断与方案、共同决策、手术执行、术后随访和长期关爱九个阶段。</w:t>
       </w:r>
     </w:p>
     <w:p>
@@ -842,7 +964,7 @@
         <w:pStyle w:val="Heading1"/>
       </w:pPr>
       <w:r>
-        <w:t>五  医院如何使用网站</w:t>
+        <w:t>七  医院如何按顺序推进</w:t>
       </w:r>
     </w:p>
     <w:p>
@@ -850,12 +972,12 @@
         <w:pStyle w:val="Heading2"/>
       </w:pPr>
       <w:r>
-        <w:t>1  项目启动前进行医院诊断</w:t>
+        <w:t>1  认识PLS并建立领导层共识</w:t>
       </w:r>
     </w:p>
     <w:p>
       <w:r>
-        <w:t>院长、项目负责人和PLS BDM共同查看项目介绍、医院遴选、六大支柱、市场潜力与决策Q&amp;A。目标是判断是否适合试点及当前最主要的能力差距，而不是立即设定病例指标。</w:t>
+        <w:t>院长 CEO、项目负责人与PLS BDM先查看“认识PLS”和项目总览，确认项目要解决的医院问题、试点边界和领导层投入。</w:t>
       </w:r>
     </w:p>
     <w:p>
@@ -863,12 +985,12 @@
         <w:pStyle w:val="Heading2"/>
       </w:pPr>
       <w:r>
-        <w:t>2  围绕一位患者共创流程</w:t>
+        <w:t>2  启动项目并完成基线自评</w:t>
       </w:r>
     </w:p>
     <w:p>
       <w:r>
-        <w:t>组织前台、咨询师、验光师、检查技师、医生、护士和管理者共同查看患者旅程，逐个确认责任人、必备信息、继续或暂缓条件、医生复核点和交接方式。</w:t>
+        <w:t>用六大支柱、MDT角色标准和医院遴选工具判断当前起点，找出最影响患者价值和项目落地的三至五个问题。</w:t>
       </w:r>
     </w:p>
     <w:p>
@@ -876,12 +998,12 @@
         <w:pStyle w:val="Heading2"/>
       </w:pPr>
       <w:r>
-        <w:t>3  建立岗位标准</w:t>
+        <w:t>3  制定30 60 90天行动</w:t>
       </w:r>
     </w:p>
     <w:p>
       <w:r>
-        <w:t>由HR/培训经理和项目负责人组织各岗位学习标准、完成自评和短测。未达到80分或存在明显短板的人员，应安排学习、辅导、病例讨论和复评。</w:t>
+        <w:t>明确行动内容、医院责任人、时限、所需支持、验收证据和复盘日期。强生眼力健提供工具、培训和辅导，医院承担实施主体责任。</w:t>
       </w:r>
     </w:p>
     <w:p>
@@ -889,12 +1011,12 @@
         <w:pStyle w:val="Heading2"/>
       </w:pPr>
       <w:r>
-        <w:t>4  确定90天行动计划</w:t>
+        <w:t>4  围绕一位患者实施流程</w:t>
       </w:r>
     </w:p>
     <w:p>
       <w:r>
-        <w:t>从六大支柱、岗位能力和患者旅程中选择三至五项优先行动，明确行动内容、医院责任人、完成时间、所需支持、验收证据和下次复盘日期。</w:t>
+        <w:t>组织前台、咨询师、验光师、特殊检查技师、医生、手术护士和随访人员，逐节点确认责任、信息、升级条件和交接证据。</w:t>
       </w:r>
     </w:p>
     <w:p>
@@ -902,12 +1024,12 @@
         <w:pStyle w:val="Heading2"/>
       </w:pPr>
       <w:r>
-        <w:t>5  开展小规模试运行</w:t>
+        <w:t>5  在30天节点完成首次复盘</w:t>
       </w:r>
     </w:p>
     <w:p>
       <w:r>
-        <w:t>先选择少量医学上适合且愿意参与共同决策的患者，验证筛选、交接、需求信息、患者理解、手术随访和异常处理是否形成闭环。重点是验证质量，而非追求数量。</w:t>
+        <w:t>先查看流程是否真正运行、哪些资料缺失、哪些患者需要暂缓或转医生复核，再分析漏斗与经营结果。</w:t>
       </w:r>
     </w:p>
     <w:p>
@@ -915,12 +1037,12 @@
         <w:pStyle w:val="Heading2"/>
       </w:pPr>
       <w:r>
-        <w:t>6  定期复盘和持续改进</w:t>
+        <w:t>6  在60天和90天完成优化与固化</w:t>
       </w:r>
     </w:p>
     <w:p>
       <w:r>
-        <w:t>建议每月查看CEO驾驶舱、转化漏斗、团队能力和90天行动，讨论暂缓与流失原因、分流时点、信息缺失、患者教育、术后响应、SOP沉淀及下一阶段规模。</w:t>
+        <w:t>优化SOP、补齐团队能力、沉淀病例与运行证据，并评估是否具备扩大试点和进入PLS三级能力认证的条件。</w:t>
       </w:r>
     </w:p>
     <w:p>
@@ -928,7 +1050,7 @@
         <w:pStyle w:val="Heading1"/>
       </w:pPr>
       <w:r>
-        <w:t>六  强生眼力健内部员工如何使用</w:t>
+        <w:t>八  一线销售如何与CEO和医院团队使用</w:t>
       </w:r>
     </w:p>
     <w:p>
@@ -1006,7 +1128,7 @@
         <w:pStyle w:val="Heading1"/>
       </w:pPr>
       <w:r>
-        <w:t>七  建议的学习路径</w:t>
+        <w:t>九  建议的分角色路径</w:t>
       </w:r>
     </w:p>
     <w:tbl>
@@ -1401,7 +1523,96 @@
         <w:pStyle w:val="Heading1"/>
       </w:pPr>
       <w:r>
-        <w:t>八  重要使用边界</w:t>
+        <w:t>十  从一位患者完成MDT接力</w:t>
+      </w:r>
+    </w:p>
+    <w:p>
+      <w:pPr>
+        <w:pStyle w:val="ListNumber"/>
+        <w:spacing w:after="60"/>
+      </w:pPr>
+      <w:r>
+        <w:t>市场或客服记录患者来源与预约信息。</w:t>
+      </w:r>
+    </w:p>
+    <w:p>
+      <w:pPr>
+        <w:pStyle w:val="ListNumber"/>
+        <w:spacing w:after="60"/>
+      </w:pPr>
+      <w:r>
+        <w:t>前台或接待护士完成到院登记和基础医学信息采集。</w:t>
+      </w:r>
+    </w:p>
+    <w:p>
+      <w:pPr>
+        <w:pStyle w:val="ListNumber"/>
+        <w:spacing w:after="60"/>
+      </w:pPr>
+      <w:r>
+        <w:t>咨询师完成简版IDEAL需求访谈，了解生活方式、视觉任务、戴镜意愿和主要顾虑。</w:t>
+      </w:r>
+    </w:p>
+    <w:p>
+      <w:pPr>
+        <w:pStyle w:val="ListNumber"/>
+        <w:spacing w:after="60"/>
+      </w:pPr>
+      <w:r>
+        <w:t>完成基础医学与安全判断、简版需求评估后，再进入分流节点：标准诊疗、PLS深度评估或医生优先复核。</w:t>
+      </w:r>
+    </w:p>
+    <w:p>
+      <w:pPr>
+        <w:pStyle w:val="ListNumber"/>
+        <w:spacing w:after="60"/>
+      </w:pPr>
+      <w:r>
+        <w:t>验光师和特殊检查技师确认检查完整性与数据质量，异常立即升级。</w:t>
+      </w:r>
+    </w:p>
+    <w:p>
+      <w:pPr>
+        <w:pStyle w:val="ListNumber"/>
+        <w:spacing w:after="60"/>
+      </w:pPr>
+      <w:r>
+        <w:t>医生结合病史、检查和需求完成诊断、适应证判断与方案确认。</w:t>
+      </w:r>
+    </w:p>
+    <w:p>
+      <w:pPr>
+        <w:pStyle w:val="ListNumber"/>
+        <w:spacing w:after="60"/>
+      </w:pPr>
+      <w:r>
+        <w:t>咨询师依据医生确认的方案完成患者教育、替代选择、费用与预期沟通，并验证患者理解。</w:t>
+      </w:r>
+    </w:p>
+    <w:p>
+      <w:pPr>
+        <w:pStyle w:val="ListNumber"/>
+        <w:spacing w:after="60"/>
+      </w:pPr>
+      <w:r>
+        <w:t>手术团队核对身份、眼别、手术方案、IOL和关键耗材，完成标准化执行。</w:t>
+      </w:r>
+    </w:p>
+    <w:p>
+      <w:pPr>
+        <w:pStyle w:val="ListNumber"/>
+        <w:spacing w:after="60"/>
+      </w:pPr>
+      <w:r>
+        <w:t>随访护士或咨询师完成节点随访；出现危险信号、光晕眩光或不满意时，按流程升级至医生和质量团队。</w:t>
+      </w:r>
+    </w:p>
+    <w:p>
+      <w:pPr>
+        <w:pStyle w:val="Heading1"/>
+      </w:pPr>
+      <w:r>
+        <w:t>十一  重要使用边界</w:t>
       </w:r>
     </w:p>
     <w:p>
@@ -1499,7 +1710,7 @@
         <w:pStyle w:val="Heading1"/>
       </w:pPr>
       <w:r>
-        <w:t>九  使用原则</w:t>
+        <w:t>十二  使用原则</w:t>
       </w:r>
     </w:p>
     <w:p>
